--- a/Documentacion/Planificacion/Lineas Base/LISTA DE HITOS.docx
+++ b/Documentacion/Planificacion/Lineas Base/LISTA DE HITOS.docx
@@ -2,17 +2,9 @@
 <file path=word/document.xml><?xml version="1.0" encoding="utf-8"?>
 <w:document xmlns:wpc="http://schemas.microsoft.com/office/word/2010/wordprocessingCanvas" xmlns:cx="http://schemas.microsoft.com/office/drawing/2014/chartex" xmlns:cx1="http://schemas.microsoft.com/office/drawing/2015/9/8/chartex" xmlns:cx2="http://schemas.microsoft.com/office/drawing/2015/10/21/chartex" xmlns:cx3="http://schemas.microsoft.com/office/drawing/2016/5/9/chartex" xmlns:cx4="http://schemas.microsoft.com/office/drawing/2016/5/10/chartex" xmlns:cx5="http://schemas.microsoft.com/office/drawing/2016/5/11/chartex" xmlns:cx6="http://schemas.microsoft.com/office/drawing/2016/5/12/chartex" xmlns:cx7="http://schemas.microsoft.com/office/drawing/2016/5/13/chartex" xmlns:cx8="http://schemas.microsoft.com/office/drawing/2016/5/14/chartex" xmlns:mc="http://schemas.openxmlformats.org/markup-compatibility/2006" xmlns:aink="http://schemas.microsoft.com/office/drawing/2016/ink" xmlns:am3d="http://schemas.microsoft.com/office/drawing/2017/model3d" xmlns:o="urn:schemas-microsoft-com:office:office" xmlns:oel="http://schemas.microsoft.com/office/2019/extlst" xmlns:r="http://schemas.openxmlformats.org/officeDocument/2006/relationships" xmlns:m="http://schemas.openxmlformats.org/officeDocument/2006/math" xmlns:v="urn:schemas-microsoft-com:vml" xmlns:wp14="http://schemas.microsoft.com/office/word/2010/wordprocessingDrawing" xmlns:wp="http://schemas.openxmlformats.org/drawingml/2006/wordprocessingDrawing" xmlns:w10="urn:schemas-microsoft-com:office:word" xmlns:w="http://schemas.openxmlformats.org/wordprocessingml/2006/main" xmlns:w14="http://schemas.microsoft.com/office/word/2010/wordml" xmlns:w15="http://schemas.microsoft.com/office/word/2012/wordml" xmlns:w16cex="http://schemas.microsoft.com/office/word/2018/wordml/cex" xmlns:w16cid="http://schemas.microsoft.com/office/word/2016/wordml/cid" xmlns:w16="http://schemas.microsoft.com/office/word/2018/wordml" xmlns:w16du="http://schemas.microsoft.com/office/word/2023/wordml/word16du" xmlns:w16sdtdh="http://schemas.microsoft.com/office/word/2020/wordml/sdtdatahash" xmlns:w16sdtfl="http://schemas.microsoft.com/office/word/2024/wordml/sdtformatlock" xmlns:w16se="http://schemas.microsoft.com/office/word/2015/wordml/symex" xmlns:wpg="http://schemas.microsoft.com/office/word/2010/wordprocessingGroup" xmlns:wpi="http://schemas.microsoft.com/office/word/2010/wordprocessingInk" xmlns:wne="http://schemas.microsoft.com/office/word/2006/wordml" xmlns:wps="http://schemas.microsoft.com/office/word/2010/wordprocessingShape" mc:Ignorable="w14 w15 w16se w16cid w16 w16cex w16sdtdh w16sdtfl w16du wp14">
   <w:body>
-    <w:p>
-      <w:pPr>
-        <w:pStyle w:val="Header"/>
-        <w:rPr>
-          <w:sz w:val="20"/>
-        </w:rPr>
-      </w:pPr>
-    </w:p>
     <w:tbl>
       <w:tblPr>
-        <w:tblStyle w:val="TableGrid"/>
+        <w:tblStyle w:val="Tablaconcuadrcula"/>
         <w:tblW w:w="0" w:type="auto"/>
         <w:tblLook w:val="04A0" w:firstRow="1" w:lastRow="0" w:firstColumn="1" w:lastColumn="0" w:noHBand="0" w:noVBand="1"/>
       </w:tblPr>
@@ -27,7 +19,7 @@
       <w:tr>
         <w:tc>
           <w:tcPr>
-            <w:tcW w:w="1998" w:type="dxa"/>
+            <w:tcW w:w="1939" w:type="dxa"/>
             <w:shd w:val="clear" w:color="auto" w:fill="D9D9D9" w:themeFill="background1" w:themeFillShade="D9"/>
             <w:vAlign w:val="center"/>
           </w:tcPr>
@@ -52,7 +44,7 @@
         </w:tc>
         <w:tc>
           <w:tcPr>
-            <w:tcW w:w="4500" w:type="dxa"/>
+            <w:tcW w:w="4254" w:type="dxa"/>
             <w:vAlign w:val="center"/>
           </w:tcPr>
           <w:p>
@@ -77,7 +69,7 @@
         </w:tc>
         <w:tc>
           <w:tcPr>
-            <w:tcW w:w="1890" w:type="dxa"/>
+            <w:tcW w:w="1838" w:type="dxa"/>
             <w:shd w:val="clear" w:color="auto" w:fill="D9D9D9" w:themeFill="background1" w:themeFillShade="D9"/>
             <w:vAlign w:val="center"/>
           </w:tcPr>
@@ -102,7 +94,7 @@
         </w:tc>
         <w:tc>
           <w:tcPr>
-            <w:tcW w:w="1710" w:type="dxa"/>
+            <w:tcW w:w="1640" w:type="dxa"/>
             <w:vAlign w:val="center"/>
           </w:tcPr>
           <w:p>
@@ -127,7 +119,7 @@
         </w:tc>
         <w:tc>
           <w:tcPr>
-            <w:tcW w:w="2018" w:type="dxa"/>
+            <w:tcW w:w="1977" w:type="dxa"/>
             <w:shd w:val="clear" w:color="auto" w:fill="D9D9D9" w:themeFill="background1" w:themeFillShade="D9"/>
             <w:vAlign w:val="center"/>
           </w:tcPr>
@@ -152,7 +144,7 @@
         </w:tc>
         <w:tc>
           <w:tcPr>
-            <w:tcW w:w="2424" w:type="dxa"/>
+            <w:tcW w:w="2346" w:type="dxa"/>
             <w:vAlign w:val="center"/>
           </w:tcPr>
           <w:p>
@@ -206,7 +198,7 @@
     </w:p>
     <w:tbl>
       <w:tblPr>
-        <w:tblStyle w:val="TableGrid"/>
+        <w:tblStyle w:val="Tablaconcuadrcula"/>
         <w:tblW w:w="14425" w:type="dxa"/>
         <w:tblLayout w:type="fixed"/>
         <w:tblLook w:val="04A0" w:firstRow="1" w:lastRow="0" w:firstColumn="1" w:lastColumn="0" w:noHBand="0" w:noVBand="1"/>
@@ -513,10 +505,26 @@
             <w:r>
               <w:rPr>
                 <w:rFonts w:ascii="Tahoma" w:hAnsi="Tahoma" w:cs="Tahoma"/>
-                <w:bCs/>
-                <w:sz w:val="20"/>
-              </w:rPr>
-              <w:t>01/03/2026</w:t>
+                <w:sz w:val="20"/>
+                <w:szCs w:val="20"/>
+              </w:rPr>
+              <w:t>0</w:t>
+            </w:r>
+            <w:r>
+              <w:rPr>
+                <w:rFonts w:ascii="Tahoma" w:hAnsi="Tahoma" w:cs="Tahoma"/>
+                <w:sz w:val="20"/>
+                <w:szCs w:val="20"/>
+              </w:rPr>
+              <w:t>2</w:t>
+            </w:r>
+            <w:r>
+              <w:rPr>
+                <w:rFonts w:ascii="Tahoma" w:hAnsi="Tahoma" w:cs="Tahoma"/>
+                <w:bCs/>
+                <w:sz w:val="20"/>
+              </w:rPr>
+              <w:t>/03/2026</w:t>
             </w:r>
           </w:p>
         </w:tc>
@@ -665,10 +673,26 @@
               <w:spacing w:before="120" w:afterAutospacing="0"/>
               <w:rPr>
                 <w:rFonts w:ascii="Tahoma" w:hAnsi="Tahoma" w:cs="Tahoma"/>
-                <w:b/>
-                <w:sz w:val="20"/>
-              </w:rPr>
-            </w:pPr>
+                <w:sz w:val="20"/>
+                <w:szCs w:val="20"/>
+              </w:rPr>
+            </w:pPr>
+            <w:r>
+              <w:rPr>
+                <w:rFonts w:ascii="Tahoma" w:hAnsi="Tahoma" w:cs="Tahoma"/>
+                <w:sz w:val="20"/>
+                <w:szCs w:val="20"/>
+              </w:rPr>
+              <w:t>14</w:t>
+            </w:r>
+            <w:r>
+              <w:rPr>
+                <w:rFonts w:ascii="Tahoma" w:hAnsi="Tahoma" w:cs="Tahoma"/>
+                <w:sz w:val="20"/>
+                <w:szCs w:val="20"/>
+              </w:rPr>
+              <w:t>/03/2026</w:t>
+            </w:r>
           </w:p>
         </w:tc>
       </w:tr>
@@ -760,10 +784,34 @@
               <w:spacing w:before="120" w:afterAutospacing="0"/>
               <w:rPr>
                 <w:rFonts w:ascii="Tahoma" w:hAnsi="Tahoma" w:cs="Tahoma"/>
-                <w:b/>
-                <w:sz w:val="20"/>
-              </w:rPr>
-            </w:pPr>
+                <w:sz w:val="20"/>
+                <w:szCs w:val="20"/>
+              </w:rPr>
+            </w:pPr>
+            <w:r>
+              <w:rPr>
+                <w:rFonts w:ascii="Tahoma" w:hAnsi="Tahoma" w:cs="Tahoma"/>
+                <w:sz w:val="20"/>
+                <w:szCs w:val="20"/>
+              </w:rPr>
+              <w:t>2</w:t>
+            </w:r>
+            <w:r>
+              <w:rPr>
+                <w:rFonts w:ascii="Tahoma" w:hAnsi="Tahoma" w:cs="Tahoma"/>
+                <w:sz w:val="20"/>
+                <w:szCs w:val="20"/>
+              </w:rPr>
+              <w:t>2</w:t>
+            </w:r>
+            <w:r>
+              <w:rPr>
+                <w:rFonts w:ascii="Tahoma" w:hAnsi="Tahoma" w:cs="Tahoma"/>
+                <w:sz w:val="20"/>
+                <w:szCs w:val="20"/>
+              </w:rPr>
+              <w:t>/03/2026</w:t>
+            </w:r>
           </w:p>
         </w:tc>
       </w:tr>
@@ -855,10 +903,26 @@
               <w:spacing w:before="120" w:afterAutospacing="0"/>
               <w:rPr>
                 <w:rFonts w:ascii="Tahoma" w:hAnsi="Tahoma" w:cs="Tahoma"/>
-                <w:b/>
-                <w:sz w:val="20"/>
-              </w:rPr>
-            </w:pPr>
+                <w:sz w:val="20"/>
+                <w:szCs w:val="20"/>
+              </w:rPr>
+            </w:pPr>
+            <w:r>
+              <w:rPr>
+                <w:rFonts w:ascii="Tahoma" w:hAnsi="Tahoma" w:cs="Tahoma"/>
+                <w:sz w:val="20"/>
+                <w:szCs w:val="20"/>
+              </w:rPr>
+              <w:t>10</w:t>
+            </w:r>
+            <w:r>
+              <w:rPr>
+                <w:rFonts w:ascii="Tahoma" w:hAnsi="Tahoma" w:cs="Tahoma"/>
+                <w:sz w:val="20"/>
+                <w:szCs w:val="20"/>
+              </w:rPr>
+              <w:t>/04/2026</w:t>
+            </w:r>
           </w:p>
         </w:tc>
       </w:tr>
@@ -966,10 +1030,34 @@
               <w:spacing w:before="120" w:afterAutospacing="0"/>
               <w:rPr>
                 <w:rFonts w:ascii="Tahoma" w:hAnsi="Tahoma" w:cs="Tahoma"/>
-                <w:b/>
-                <w:sz w:val="20"/>
-              </w:rPr>
-            </w:pPr>
+                <w:sz w:val="20"/>
+                <w:szCs w:val="20"/>
+              </w:rPr>
+            </w:pPr>
+            <w:r>
+              <w:rPr>
+                <w:rFonts w:ascii="Tahoma" w:hAnsi="Tahoma" w:cs="Tahoma"/>
+                <w:sz w:val="20"/>
+                <w:szCs w:val="20"/>
+              </w:rPr>
+              <w:t>1</w:t>
+            </w:r>
+            <w:r>
+              <w:rPr>
+                <w:rFonts w:ascii="Tahoma" w:hAnsi="Tahoma" w:cs="Tahoma"/>
+                <w:sz w:val="20"/>
+                <w:szCs w:val="20"/>
+              </w:rPr>
+              <w:t>7</w:t>
+            </w:r>
+            <w:r>
+              <w:rPr>
+                <w:rFonts w:ascii="Tahoma" w:hAnsi="Tahoma" w:cs="Tahoma"/>
+                <w:sz w:val="20"/>
+                <w:szCs w:val="20"/>
+              </w:rPr>
+              <w:t>/04/2026</w:t>
+            </w:r>
           </w:p>
         </w:tc>
       </w:tr>
@@ -1061,10 +1149,50 @@
               <w:spacing w:before="120" w:afterAutospacing="0"/>
               <w:rPr>
                 <w:rFonts w:ascii="Tahoma" w:hAnsi="Tahoma" w:cs="Tahoma"/>
-                <w:b/>
-                <w:sz w:val="20"/>
-              </w:rPr>
-            </w:pPr>
+                <w:sz w:val="20"/>
+                <w:szCs w:val="20"/>
+              </w:rPr>
+            </w:pPr>
+            <w:r>
+              <w:rPr>
+                <w:rFonts w:ascii="Tahoma" w:hAnsi="Tahoma" w:cs="Tahoma"/>
+                <w:sz w:val="20"/>
+                <w:szCs w:val="20"/>
+              </w:rPr>
+              <w:t>2</w:t>
+            </w:r>
+            <w:r>
+              <w:rPr>
+                <w:rFonts w:ascii="Tahoma" w:hAnsi="Tahoma" w:cs="Tahoma"/>
+                <w:sz w:val="20"/>
+                <w:szCs w:val="20"/>
+              </w:rPr>
+              <w:t>2</w:t>
+            </w:r>
+            <w:r>
+              <w:rPr>
+                <w:rFonts w:ascii="Tahoma" w:hAnsi="Tahoma" w:cs="Tahoma"/>
+                <w:sz w:val="20"/>
+                <w:szCs w:val="20"/>
+              </w:rPr>
+              <w:t>/04/20</w:t>
+            </w:r>
+            <w:r>
+              <w:rPr>
+                <w:rFonts w:ascii="Tahoma" w:hAnsi="Tahoma" w:cs="Tahoma"/>
+                <w:sz w:val="20"/>
+                <w:szCs w:val="20"/>
+              </w:rPr>
+              <w:t>2</w:t>
+            </w:r>
+            <w:r>
+              <w:rPr>
+                <w:rFonts w:ascii="Tahoma" w:hAnsi="Tahoma" w:cs="Tahoma"/>
+                <w:sz w:val="20"/>
+                <w:szCs w:val="20"/>
+              </w:rPr>
+              <w:t>6</w:t>
+            </w:r>
           </w:p>
         </w:tc>
       </w:tr>
@@ -1089,6 +1217,7 @@
                 <w:b/>
                 <w:sz w:val="20"/>
               </w:rPr>
+              <w:lastRenderedPageBreak/>
               <w:t>H</w:t>
             </w:r>
             <w:r>
@@ -1188,10 +1317,34 @@
               <w:spacing w:before="120" w:afterAutospacing="0"/>
               <w:rPr>
                 <w:rFonts w:ascii="Tahoma" w:hAnsi="Tahoma" w:cs="Tahoma"/>
-                <w:b/>
-                <w:sz w:val="20"/>
-              </w:rPr>
-            </w:pPr>
+                <w:sz w:val="20"/>
+                <w:szCs w:val="20"/>
+              </w:rPr>
+            </w:pPr>
+            <w:r>
+              <w:rPr>
+                <w:rFonts w:ascii="Tahoma" w:hAnsi="Tahoma" w:cs="Tahoma"/>
+                <w:sz w:val="20"/>
+                <w:szCs w:val="20"/>
+              </w:rPr>
+              <w:t>2</w:t>
+            </w:r>
+            <w:r>
+              <w:rPr>
+                <w:rFonts w:ascii="Tahoma" w:hAnsi="Tahoma" w:cs="Tahoma"/>
+                <w:sz w:val="20"/>
+                <w:szCs w:val="20"/>
+              </w:rPr>
+              <w:t>6</w:t>
+            </w:r>
+            <w:r>
+              <w:rPr>
+                <w:rFonts w:ascii="Tahoma" w:hAnsi="Tahoma" w:cs="Tahoma"/>
+                <w:sz w:val="20"/>
+                <w:szCs w:val="20"/>
+              </w:rPr>
+              <w:t>/04/2026</w:t>
+            </w:r>
           </w:p>
         </w:tc>
       </w:tr>
@@ -1299,10 +1452,18 @@
               <w:spacing w:before="120" w:afterAutospacing="0"/>
               <w:rPr>
                 <w:rFonts w:ascii="Tahoma" w:hAnsi="Tahoma" w:cs="Tahoma"/>
-                <w:b/>
-                <w:sz w:val="20"/>
-              </w:rPr>
-            </w:pPr>
+                <w:sz w:val="20"/>
+                <w:szCs w:val="20"/>
+              </w:rPr>
+            </w:pPr>
+            <w:r>
+              <w:rPr>
+                <w:rFonts w:ascii="Tahoma" w:hAnsi="Tahoma" w:cs="Tahoma"/>
+                <w:sz w:val="20"/>
+                <w:szCs w:val="20"/>
+              </w:rPr>
+              <w:t>29/04/2026</w:t>
+            </w:r>
           </w:p>
         </w:tc>
       </w:tr>
@@ -1402,10 +1563,18 @@
               <w:spacing w:before="120"/>
               <w:rPr>
                 <w:rFonts w:ascii="Tahoma" w:hAnsi="Tahoma" w:cs="Tahoma"/>
-                <w:b/>
-                <w:sz w:val="20"/>
-              </w:rPr>
-            </w:pPr>
+                <w:sz w:val="20"/>
+                <w:szCs w:val="20"/>
+              </w:rPr>
+            </w:pPr>
+            <w:r>
+              <w:rPr>
+                <w:rFonts w:ascii="Tahoma" w:hAnsi="Tahoma" w:cs="Tahoma"/>
+                <w:sz w:val="20"/>
+                <w:szCs w:val="20"/>
+              </w:rPr>
+              <w:t>04/05/2026</w:t>
+            </w:r>
           </w:p>
         </w:tc>
       </w:tr>
@@ -1513,10 +1682,18 @@
               <w:spacing w:before="120"/>
               <w:rPr>
                 <w:rFonts w:ascii="Tahoma" w:hAnsi="Tahoma" w:cs="Tahoma"/>
-                <w:b/>
-                <w:sz w:val="20"/>
-              </w:rPr>
-            </w:pPr>
+                <w:sz w:val="20"/>
+                <w:szCs w:val="20"/>
+              </w:rPr>
+            </w:pPr>
+            <w:r>
+              <w:rPr>
+                <w:rFonts w:ascii="Tahoma" w:hAnsi="Tahoma" w:cs="Tahoma"/>
+                <w:sz w:val="20"/>
+                <w:szCs w:val="20"/>
+              </w:rPr>
+              <w:t>08/05/2026</w:t>
+            </w:r>
           </w:p>
         </w:tc>
       </w:tr>
@@ -1562,17 +1739,17 @@
               <w:spacing w:before="120" w:afterAutospacing="0"/>
               <w:rPr>
                 <w:rFonts w:ascii="Tahoma" w:hAnsi="Tahoma" w:cs="Tahoma"/>
-                <w:bCs/>
-                <w:sz w:val="20"/>
-              </w:rPr>
-            </w:pPr>
-            <w:r>
-              <w:rPr>
-                <w:rFonts w:ascii="Tahoma" w:hAnsi="Tahoma" w:cs="Tahoma"/>
-                <w:bCs/>
-                <w:sz w:val="20"/>
-              </w:rPr>
-              <w:t>Code Freeze (Congelación de Código)</w:t>
+                <w:sz w:val="20"/>
+                <w:szCs w:val="20"/>
+              </w:rPr>
+            </w:pPr>
+            <w:r>
+              <w:rPr>
+                <w:rFonts w:ascii="Tahoma" w:hAnsi="Tahoma" w:cs="Tahoma"/>
+                <w:sz w:val="20"/>
+                <w:szCs w:val="20"/>
+              </w:rPr>
+              <w:t>Fase de pruebas terminada</w:t>
             </w:r>
           </w:p>
         </w:tc>
@@ -1585,17 +1762,49 @@
               <w:spacing w:before="120" w:afterAutospacing="0"/>
               <w:rPr>
                 <w:rFonts w:ascii="Tahoma" w:hAnsi="Tahoma" w:cs="Tahoma"/>
-                <w:bCs/>
-                <w:sz w:val="20"/>
-              </w:rPr>
-            </w:pPr>
-            <w:r>
-              <w:rPr>
-                <w:rFonts w:ascii="Tahoma" w:hAnsi="Tahoma" w:cs="Tahoma"/>
-                <w:bCs/>
-                <w:sz w:val="20"/>
-              </w:rPr>
-              <w:t>Todas las funcionalidades están programadas. Inicia la fase de pruebas funcionales, playtesting y optimización para asegurar framerate constante.</w:t>
+                <w:sz w:val="20"/>
+                <w:szCs w:val="20"/>
+              </w:rPr>
+            </w:pPr>
+            <w:r>
+              <w:rPr>
+                <w:rFonts w:ascii="Tahoma" w:hAnsi="Tahoma" w:cs="Tahoma"/>
+                <w:sz w:val="20"/>
+                <w:szCs w:val="20"/>
+              </w:rPr>
+              <w:t xml:space="preserve">Todas las funcionalidades están programadas. </w:t>
+            </w:r>
+            <w:r>
+              <w:rPr>
+                <w:rFonts w:ascii="Tahoma" w:hAnsi="Tahoma" w:cs="Tahoma"/>
+                <w:sz w:val="20"/>
+                <w:szCs w:val="20"/>
+              </w:rPr>
+              <w:t>L</w:t>
+            </w:r>
+            <w:r>
+              <w:rPr>
+                <w:rFonts w:ascii="Tahoma" w:hAnsi="Tahoma" w:cs="Tahoma"/>
+                <w:sz w:val="20"/>
+                <w:szCs w:val="20"/>
+              </w:rPr>
+              <w:t xml:space="preserve">a fase de pruebas funcionales, playtesting y optimización para asegurar </w:t>
+            </w:r>
+            <w:r>
+              <w:rPr>
+                <w:rFonts w:ascii="Tahoma" w:hAnsi="Tahoma" w:cs="Tahoma"/>
+                <w:sz w:val="20"/>
+                <w:szCs w:val="20"/>
+              </w:rPr>
+              <w:t>la jugabilidad del juego ha terminado y se ha confirmado que es entregable</w:t>
+            </w:r>
+            <w:r>
+              <w:rPr>
+                <w:rFonts w:ascii="Tahoma" w:hAnsi="Tahoma" w:cs="Tahoma"/>
+                <w:sz w:val="20"/>
+                <w:szCs w:val="20"/>
+              </w:rPr>
+              <w:t>.</w:t>
             </w:r>
           </w:p>
         </w:tc>
@@ -1608,10 +1817,26 @@
               <w:spacing w:before="120" w:afterAutospacing="0"/>
               <w:rPr>
                 <w:rFonts w:ascii="Tahoma" w:hAnsi="Tahoma" w:cs="Tahoma"/>
-                <w:b/>
-                <w:sz w:val="20"/>
-              </w:rPr>
-            </w:pPr>
+                <w:sz w:val="20"/>
+                <w:szCs w:val="20"/>
+              </w:rPr>
+            </w:pPr>
+            <w:r>
+              <w:rPr>
+                <w:rFonts w:ascii="Tahoma" w:hAnsi="Tahoma" w:cs="Tahoma"/>
+                <w:sz w:val="20"/>
+                <w:szCs w:val="20"/>
+              </w:rPr>
+              <w:t>15</w:t>
+            </w:r>
+            <w:r>
+              <w:rPr>
+                <w:rFonts w:ascii="Tahoma" w:hAnsi="Tahoma" w:cs="Tahoma"/>
+                <w:sz w:val="20"/>
+                <w:szCs w:val="20"/>
+              </w:rPr>
+              <w:t>/05/2026</w:t>
+            </w:r>
           </w:p>
         </w:tc>
       </w:tr>
@@ -1703,10 +1928,18 @@
               <w:spacing w:before="120" w:afterAutospacing="0"/>
               <w:rPr>
                 <w:rFonts w:ascii="Tahoma" w:hAnsi="Tahoma" w:cs="Tahoma"/>
-                <w:b/>
-                <w:sz w:val="20"/>
-              </w:rPr>
-            </w:pPr>
+                <w:sz w:val="20"/>
+                <w:szCs w:val="20"/>
+              </w:rPr>
+            </w:pPr>
+            <w:r>
+              <w:rPr>
+                <w:rFonts w:ascii="Tahoma" w:hAnsi="Tahoma" w:cs="Tahoma"/>
+                <w:sz w:val="20"/>
+                <w:szCs w:val="20"/>
+              </w:rPr>
+              <w:t>20/05/2026</w:t>
+            </w:r>
           </w:p>
         </w:tc>
       </w:tr>
@@ -1789,7 +2022,7 @@
         </w:tcPr>
         <w:p>
           <w:pPr>
-            <w:pStyle w:val="Header"/>
+            <w:pStyle w:val="Encabezado"/>
             <w:rPr>
               <w:caps/>
               <w:sz w:val="18"/>
@@ -1808,7 +2041,7 @@
         </w:tcPr>
         <w:p>
           <w:pPr>
-            <w:pStyle w:val="Header"/>
+            <w:pStyle w:val="Encabezado"/>
             <w:jc w:val="right"/>
             <w:rPr>
               <w:caps/>
@@ -1829,7 +2062,7 @@
         </w:tcPr>
         <w:p>
           <w:pPr>
-            <w:pStyle w:val="Footer"/>
+            <w:pStyle w:val="Piedepgina"/>
             <w:rPr>
               <w:caps/>
               <w:color w:val="808080" w:themeColor="background1" w:themeShade="80"/>
@@ -1846,7 +2079,7 @@
         </w:tcPr>
         <w:p>
           <w:pPr>
-            <w:pStyle w:val="Footer"/>
+            <w:pStyle w:val="Piedepgina"/>
             <w:jc w:val="right"/>
             <w:rPr>
               <w:caps/>
@@ -1947,7 +2180,7 @@
   </w:tbl>
   <w:p>
     <w:pPr>
-      <w:pStyle w:val="Footer"/>
+      <w:pStyle w:val="Piedepgina"/>
     </w:pPr>
   </w:p>
 </w:ftr>
@@ -1982,7 +2215,7 @@
 <w:hdr xmlns:wpc="http://schemas.microsoft.com/office/word/2010/wordprocessingCanvas" xmlns:cx="http://schemas.microsoft.com/office/drawing/2014/chartex" xmlns:cx1="http://schemas.microsoft.com/office/drawing/2015/9/8/chartex" xmlns:cx2="http://schemas.microsoft.com/office/drawing/2015/10/21/chartex" xmlns:cx3="http://schemas.microsoft.com/office/drawing/2016/5/9/chartex" xmlns:cx4="http://schemas.microsoft.com/office/drawing/2016/5/10/chartex" xmlns:cx5="http://schemas.microsoft.com/office/drawing/2016/5/11/chartex" xmlns:cx6="http://schemas.microsoft.com/office/drawing/2016/5/12/chartex" xmlns:cx7="http://schemas.microsoft.com/office/drawing/2016/5/13/chartex" xmlns:cx8="http://schemas.microsoft.com/office/drawing/2016/5/14/chartex" xmlns:mc="http://schemas.openxmlformats.org/markup-compatibility/2006" xmlns:aink="http://schemas.microsoft.com/office/drawing/2016/ink" xmlns:am3d="http://schemas.microsoft.com/office/drawing/2017/model3d" xmlns:o="urn:schemas-microsoft-com:office:office" xmlns:oel="http://schemas.microsoft.com/office/2019/extlst" xmlns:r="http://schemas.openxmlformats.org/officeDocument/2006/relationships" xmlns:m="http://schemas.openxmlformats.org/officeDocument/2006/math" xmlns:v="urn:schemas-microsoft-com:vml" xmlns:wp14="http://schemas.microsoft.com/office/word/2010/wordprocessingDrawing" xmlns:wp="http://schemas.openxmlformats.org/drawingml/2006/wordprocessingDrawing" xmlns:w10="urn:schemas-microsoft-com:office:word" xmlns:w="http://schemas.openxmlformats.org/wordprocessingml/2006/main" xmlns:w14="http://schemas.microsoft.com/office/word/2010/wordml" xmlns:w15="http://schemas.microsoft.com/office/word/2012/wordml" xmlns:w16cex="http://schemas.microsoft.com/office/word/2018/wordml/cex" xmlns:w16cid="http://schemas.microsoft.com/office/word/2016/wordml/cid" xmlns:w16="http://schemas.microsoft.com/office/word/2018/wordml" xmlns:w16du="http://schemas.microsoft.com/office/word/2023/wordml/word16du" xmlns:w16sdtdh="http://schemas.microsoft.com/office/word/2020/wordml/sdtdatahash" xmlns:w16sdtfl="http://schemas.microsoft.com/office/word/2024/wordml/sdtformatlock" xmlns:w16se="http://schemas.microsoft.com/office/word/2015/wordml/symex" xmlns:wpg="http://schemas.microsoft.com/office/word/2010/wordprocessingGroup" xmlns:wpi="http://schemas.microsoft.com/office/word/2010/wordprocessingInk" xmlns:wne="http://schemas.microsoft.com/office/word/2006/wordml" xmlns:wps="http://schemas.microsoft.com/office/word/2010/wordprocessingShape" mc:Ignorable="w14 w15 w16se w16cid w16 w16cex w16sdtdh w16sdtfl w16du wp14">
   <w:p>
     <w:pPr>
-      <w:pStyle w:val="Header"/>
+      <w:pStyle w:val="Encabezado"/>
     </w:pPr>
     <w:r>
       <w:rPr>
@@ -2063,10 +2296,11 @@
                             <w:dataBinding w:prefixMappings="xmlns:ns0='http://purl.org/dc/elements/1.1/' xmlns:ns1='http://schemas.openxmlformats.org/package/2006/metadata/core-properties' " w:xpath="/ns1:coreProperties[1]/ns0:title[1]" w:storeItemID="{6C3C8BC8-F283-45AE-878A-BAB7291924A1}"/>
                             <w:text/>
                           </w:sdtPr>
+                          <w:sdtEndPr/>
                           <w:sdtContent>
                             <w:p>
                               <w:pPr>
-                                <w:pStyle w:val="Header"/>
+                                <w:pStyle w:val="Encabezado"/>
                                 <w:jc w:val="center"/>
                                 <w:rPr>
                                   <w:caps/>
@@ -2122,10 +2356,11 @@
                       <w:dataBinding w:prefixMappings="xmlns:ns0='http://purl.org/dc/elements/1.1/' xmlns:ns1='http://schemas.openxmlformats.org/package/2006/metadata/core-properties' " w:xpath="/ns1:coreProperties[1]/ns0:title[1]" w:storeItemID="{6C3C8BC8-F283-45AE-878A-BAB7291924A1}"/>
                       <w:text/>
                     </w:sdtPr>
+                    <w:sdtEndPr/>
                     <w:sdtContent>
                       <w:p>
                         <w:pPr>
-                          <w:pStyle w:val="Header"/>
+                          <w:pStyle w:val="Encabezado"/>
                           <w:jc w:val="center"/>
                           <w:rPr>
                             <w:caps/>
@@ -2576,11 +2811,11 @@
       <w:szCs w:val="22"/>
     </w:rPr>
   </w:style>
-  <w:style w:type="paragraph" w:styleId="Heading1">
+  <w:style w:type="paragraph" w:styleId="Ttulo1">
     <w:name w:val="heading 1"/>
     <w:basedOn w:val="Normal"/>
     <w:next w:val="Normal"/>
-    <w:link w:val="Heading1Char"/>
+    <w:link w:val="Ttulo1Car"/>
     <w:uiPriority w:val="9"/>
     <w:qFormat/>
     <w:rsid w:val="5E9105EB"/>
@@ -2597,11 +2832,11 @@
       <w:szCs w:val="40"/>
     </w:rPr>
   </w:style>
-  <w:style w:type="paragraph" w:styleId="Heading2">
+  <w:style w:type="paragraph" w:styleId="Ttulo2">
     <w:name w:val="heading 2"/>
     <w:basedOn w:val="Normal"/>
     <w:next w:val="Normal"/>
-    <w:link w:val="Heading2Char"/>
+    <w:link w:val="Ttulo2Car"/>
     <w:uiPriority w:val="9"/>
     <w:semiHidden/>
     <w:unhideWhenUsed/>
@@ -2620,11 +2855,11 @@
       <w:szCs w:val="32"/>
     </w:rPr>
   </w:style>
-  <w:style w:type="paragraph" w:styleId="Heading3">
+  <w:style w:type="paragraph" w:styleId="Ttulo3">
     <w:name w:val="heading 3"/>
     <w:basedOn w:val="Normal"/>
     <w:next w:val="Normal"/>
-    <w:link w:val="Heading3Char"/>
+    <w:link w:val="Ttulo3Car"/>
     <w:uiPriority w:val="9"/>
     <w:semiHidden/>
     <w:unhideWhenUsed/>
@@ -2643,11 +2878,11 @@
       <w:szCs w:val="28"/>
     </w:rPr>
   </w:style>
-  <w:style w:type="paragraph" w:styleId="Heading4">
+  <w:style w:type="paragraph" w:styleId="Ttulo4">
     <w:name w:val="heading 4"/>
     <w:basedOn w:val="Normal"/>
     <w:next w:val="Normal"/>
-    <w:link w:val="Heading4Char"/>
+    <w:link w:val="Ttulo4Car"/>
     <w:uiPriority w:val="9"/>
     <w:semiHidden/>
     <w:unhideWhenUsed/>
@@ -2668,11 +2903,11 @@
       <w:szCs w:val="24"/>
     </w:rPr>
   </w:style>
-  <w:style w:type="paragraph" w:styleId="Heading5">
+  <w:style w:type="paragraph" w:styleId="Ttulo5">
     <w:name w:val="heading 5"/>
     <w:basedOn w:val="Normal"/>
     <w:next w:val="Normal"/>
-    <w:link w:val="Heading5Char"/>
+    <w:link w:val="Ttulo5Car"/>
     <w:uiPriority w:val="9"/>
     <w:semiHidden/>
     <w:unhideWhenUsed/>
@@ -2691,11 +2926,11 @@
       <w:szCs w:val="24"/>
     </w:rPr>
   </w:style>
-  <w:style w:type="paragraph" w:styleId="Heading6">
+  <w:style w:type="paragraph" w:styleId="Ttulo6">
     <w:name w:val="heading 6"/>
     <w:basedOn w:val="Normal"/>
     <w:next w:val="Normal"/>
-    <w:link w:val="Heading6Char"/>
+    <w:link w:val="Ttulo6Car"/>
     <w:uiPriority w:val="9"/>
     <w:semiHidden/>
     <w:unhideWhenUsed/>
@@ -2716,11 +2951,11 @@
       <w:szCs w:val="24"/>
     </w:rPr>
   </w:style>
-  <w:style w:type="paragraph" w:styleId="Heading7">
+  <w:style w:type="paragraph" w:styleId="Ttulo7">
     <w:name w:val="heading 7"/>
     <w:basedOn w:val="Normal"/>
     <w:next w:val="Normal"/>
-    <w:link w:val="Heading7Char"/>
+    <w:link w:val="Ttulo7Car"/>
     <w:uiPriority w:val="9"/>
     <w:semiHidden/>
     <w:unhideWhenUsed/>
@@ -2739,11 +2974,11 @@
       <w:szCs w:val="24"/>
     </w:rPr>
   </w:style>
-  <w:style w:type="paragraph" w:styleId="Heading8">
+  <w:style w:type="paragraph" w:styleId="Ttulo8">
     <w:name w:val="heading 8"/>
     <w:basedOn w:val="Normal"/>
     <w:next w:val="Normal"/>
-    <w:link w:val="Heading8Char"/>
+    <w:link w:val="Ttulo8Car"/>
     <w:uiPriority w:val="9"/>
     <w:semiHidden/>
     <w:unhideWhenUsed/>
@@ -2764,11 +2999,11 @@
       <w:szCs w:val="24"/>
     </w:rPr>
   </w:style>
-  <w:style w:type="paragraph" w:styleId="Heading9">
+  <w:style w:type="paragraph" w:styleId="Ttulo9">
     <w:name w:val="heading 9"/>
     <w:basedOn w:val="Normal"/>
     <w:next w:val="Normal"/>
-    <w:link w:val="Heading9Char"/>
+    <w:link w:val="Ttulo9Car"/>
     <w:uiPriority w:val="9"/>
     <w:semiHidden/>
     <w:unhideWhenUsed/>
@@ -2787,13 +3022,13 @@
       <w:szCs w:val="24"/>
     </w:rPr>
   </w:style>
-  <w:style w:type="character" w:default="1" w:styleId="DefaultParagraphFont">
+  <w:style w:type="character" w:default="1" w:styleId="Fuentedeprrafopredeter">
     <w:name w:val="Default Paragraph Font"/>
     <w:uiPriority w:val="1"/>
     <w:semiHidden/>
     <w:unhideWhenUsed/>
   </w:style>
-  <w:style w:type="table" w:default="1" w:styleId="TableNormal">
+  <w:style w:type="table" w:default="1" w:styleId="Tablanormal">
     <w:name w:val="Normal Table"/>
     <w:uiPriority w:val="99"/>
     <w:semiHidden/>
@@ -2808,16 +3043,16 @@
       </w:tblCellMar>
     </w:tblPr>
   </w:style>
-  <w:style w:type="numbering" w:default="1" w:styleId="NoList">
+  <w:style w:type="numbering" w:default="1" w:styleId="Sinlista">
     <w:name w:val="No List"/>
     <w:uiPriority w:val="99"/>
     <w:semiHidden/>
     <w:unhideWhenUsed/>
   </w:style>
-  <w:style w:type="character" w:customStyle="1" w:styleId="Heading1Char">
-    <w:name w:val="Heading 1 Char"/>
-    <w:basedOn w:val="DefaultParagraphFont"/>
-    <w:link w:val="Heading1"/>
+  <w:style w:type="character" w:customStyle="1" w:styleId="Ttulo1Car">
+    <w:name w:val="Título 1 Car"/>
+    <w:basedOn w:val="Fuentedeprrafopredeter"/>
+    <w:link w:val="Ttulo1"/>
     <w:uiPriority w:val="9"/>
     <w:rsid w:val="00B330E8"/>
     <w:rPr>
@@ -2827,10 +3062,10 @@
       <w:szCs w:val="40"/>
     </w:rPr>
   </w:style>
-  <w:style w:type="character" w:customStyle="1" w:styleId="Heading2Char">
-    <w:name w:val="Heading 2 Char"/>
-    <w:basedOn w:val="DefaultParagraphFont"/>
-    <w:link w:val="Heading2"/>
+  <w:style w:type="character" w:customStyle="1" w:styleId="Ttulo2Car">
+    <w:name w:val="Título 2 Car"/>
+    <w:basedOn w:val="Fuentedeprrafopredeter"/>
+    <w:link w:val="Ttulo2"/>
     <w:uiPriority w:val="9"/>
     <w:semiHidden/>
     <w:rsid w:val="00B330E8"/>
@@ -2841,10 +3076,10 @@
       <w:szCs w:val="32"/>
     </w:rPr>
   </w:style>
-  <w:style w:type="character" w:customStyle="1" w:styleId="Heading3Char">
-    <w:name w:val="Heading 3 Char"/>
-    <w:basedOn w:val="DefaultParagraphFont"/>
-    <w:link w:val="Heading3"/>
+  <w:style w:type="character" w:customStyle="1" w:styleId="Ttulo3Car">
+    <w:name w:val="Título 3 Car"/>
+    <w:basedOn w:val="Fuentedeprrafopredeter"/>
+    <w:link w:val="Ttulo3"/>
     <w:uiPriority w:val="9"/>
     <w:semiHidden/>
     <w:rsid w:val="00B330E8"/>
@@ -2855,10 +3090,10 @@
       <w:szCs w:val="28"/>
     </w:rPr>
   </w:style>
-  <w:style w:type="character" w:customStyle="1" w:styleId="Heading4Char">
-    <w:name w:val="Heading 4 Char"/>
-    <w:basedOn w:val="DefaultParagraphFont"/>
-    <w:link w:val="Heading4"/>
+  <w:style w:type="character" w:customStyle="1" w:styleId="Ttulo4Car">
+    <w:name w:val="Título 4 Car"/>
+    <w:basedOn w:val="Fuentedeprrafopredeter"/>
+    <w:link w:val="Ttulo4"/>
     <w:uiPriority w:val="9"/>
     <w:semiHidden/>
     <w:rsid w:val="00B330E8"/>
@@ -2869,10 +3104,10 @@
       <w:color w:val="0F4761" w:themeColor="accent1" w:themeShade="BF"/>
     </w:rPr>
   </w:style>
-  <w:style w:type="character" w:customStyle="1" w:styleId="Heading5Char">
-    <w:name w:val="Heading 5 Char"/>
-    <w:basedOn w:val="DefaultParagraphFont"/>
-    <w:link w:val="Heading5"/>
+  <w:style w:type="character" w:customStyle="1" w:styleId="Ttulo5Car">
+    <w:name w:val="Título 5 Car"/>
+    <w:basedOn w:val="Fuentedeprrafopredeter"/>
+    <w:link w:val="Ttulo5"/>
     <w:uiPriority w:val="9"/>
     <w:semiHidden/>
     <w:rsid w:val="00B330E8"/>
@@ -2881,10 +3116,10 @@
       <w:color w:val="0F4761" w:themeColor="accent1" w:themeShade="BF"/>
     </w:rPr>
   </w:style>
-  <w:style w:type="character" w:customStyle="1" w:styleId="Heading6Char">
-    <w:name w:val="Heading 6 Char"/>
-    <w:basedOn w:val="DefaultParagraphFont"/>
-    <w:link w:val="Heading6"/>
+  <w:style w:type="character" w:customStyle="1" w:styleId="Ttulo6Car">
+    <w:name w:val="Título 6 Car"/>
+    <w:basedOn w:val="Fuentedeprrafopredeter"/>
+    <w:link w:val="Ttulo6"/>
     <w:uiPriority w:val="9"/>
     <w:semiHidden/>
     <w:rsid w:val="00B330E8"/>
@@ -2895,10 +3130,10 @@
       <w:color w:val="595959" w:themeColor="text1" w:themeTint="A6"/>
     </w:rPr>
   </w:style>
-  <w:style w:type="character" w:customStyle="1" w:styleId="Heading7Char">
-    <w:name w:val="Heading 7 Char"/>
-    <w:basedOn w:val="DefaultParagraphFont"/>
-    <w:link w:val="Heading7"/>
+  <w:style w:type="character" w:customStyle="1" w:styleId="Ttulo7Car">
+    <w:name w:val="Título 7 Car"/>
+    <w:basedOn w:val="Fuentedeprrafopredeter"/>
+    <w:link w:val="Ttulo7"/>
     <w:uiPriority w:val="9"/>
     <w:semiHidden/>
     <w:rsid w:val="00B330E8"/>
@@ -2907,10 +3142,10 @@
       <w:color w:val="595959" w:themeColor="text1" w:themeTint="A6"/>
     </w:rPr>
   </w:style>
-  <w:style w:type="character" w:customStyle="1" w:styleId="Heading8Char">
-    <w:name w:val="Heading 8 Char"/>
-    <w:basedOn w:val="DefaultParagraphFont"/>
-    <w:link w:val="Heading8"/>
+  <w:style w:type="character" w:customStyle="1" w:styleId="Ttulo8Car">
+    <w:name w:val="Título 8 Car"/>
+    <w:basedOn w:val="Fuentedeprrafopredeter"/>
+    <w:link w:val="Ttulo8"/>
     <w:uiPriority w:val="9"/>
     <w:semiHidden/>
     <w:rsid w:val="00B330E8"/>
@@ -2921,10 +3156,10 @@
       <w:color w:val="272727"/>
     </w:rPr>
   </w:style>
-  <w:style w:type="character" w:customStyle="1" w:styleId="Heading9Char">
-    <w:name w:val="Heading 9 Char"/>
-    <w:basedOn w:val="DefaultParagraphFont"/>
-    <w:link w:val="Heading9"/>
+  <w:style w:type="character" w:customStyle="1" w:styleId="Ttulo9Car">
+    <w:name w:val="Título 9 Car"/>
+    <w:basedOn w:val="Fuentedeprrafopredeter"/>
+    <w:link w:val="Ttulo9"/>
     <w:uiPriority w:val="9"/>
     <w:semiHidden/>
     <w:rsid w:val="00B330E8"/>
@@ -2933,11 +3168,11 @@
       <w:color w:val="272727"/>
     </w:rPr>
   </w:style>
-  <w:style w:type="paragraph" w:styleId="Title">
+  <w:style w:type="paragraph" w:styleId="Ttulo">
     <w:name w:val="Title"/>
     <w:basedOn w:val="Normal"/>
     <w:next w:val="Normal"/>
-    <w:link w:val="TitleChar"/>
+    <w:link w:val="TtuloCar"/>
     <w:uiPriority w:val="10"/>
     <w:qFormat/>
     <w:rsid w:val="5E9105EB"/>
@@ -2951,10 +3186,10 @@
       <w:szCs w:val="56"/>
     </w:rPr>
   </w:style>
-  <w:style w:type="character" w:customStyle="1" w:styleId="TitleChar">
-    <w:name w:val="Title Char"/>
-    <w:basedOn w:val="DefaultParagraphFont"/>
-    <w:link w:val="Title"/>
+  <w:style w:type="character" w:customStyle="1" w:styleId="TtuloCar">
+    <w:name w:val="Título Car"/>
+    <w:basedOn w:val="Fuentedeprrafopredeter"/>
+    <w:link w:val="Ttulo"/>
     <w:uiPriority w:val="10"/>
     <w:rsid w:val="00B330E8"/>
     <w:rPr>
@@ -2963,11 +3198,11 @@
       <w:szCs w:val="56"/>
     </w:rPr>
   </w:style>
-  <w:style w:type="paragraph" w:styleId="Subtitle">
+  <w:style w:type="paragraph" w:styleId="Subttulo">
     <w:name w:val="Subtitle"/>
     <w:basedOn w:val="Normal"/>
     <w:next w:val="Normal"/>
-    <w:link w:val="SubtitleChar"/>
+    <w:link w:val="SubttuloCar"/>
     <w:uiPriority w:val="11"/>
     <w:qFormat/>
     <w:rsid w:val="5E9105EB"/>
@@ -2981,10 +3216,10 @@
       <w:szCs w:val="28"/>
     </w:rPr>
   </w:style>
-  <w:style w:type="character" w:customStyle="1" w:styleId="SubtitleChar">
-    <w:name w:val="Subtitle Char"/>
-    <w:basedOn w:val="DefaultParagraphFont"/>
-    <w:link w:val="Subtitle"/>
+  <w:style w:type="character" w:customStyle="1" w:styleId="SubttuloCar">
+    <w:name w:val="Subtítulo Car"/>
+    <w:basedOn w:val="Fuentedeprrafopredeter"/>
+    <w:link w:val="Subttulo"/>
     <w:uiPriority w:val="11"/>
     <w:rsid w:val="00B330E8"/>
     <w:rPr>
@@ -2994,11 +3229,11 @@
       <w:szCs w:val="28"/>
     </w:rPr>
   </w:style>
-  <w:style w:type="paragraph" w:styleId="Quote">
+  <w:style w:type="paragraph" w:styleId="Cita">
     <w:name w:val="Quote"/>
     <w:basedOn w:val="Normal"/>
     <w:next w:val="Normal"/>
-    <w:link w:val="QuoteChar"/>
+    <w:link w:val="CitaCar"/>
     <w:uiPriority w:val="29"/>
     <w:qFormat/>
     <w:rsid w:val="5E9105EB"/>
@@ -3014,10 +3249,10 @@
       <w:szCs w:val="24"/>
     </w:rPr>
   </w:style>
-  <w:style w:type="character" w:customStyle="1" w:styleId="QuoteChar">
-    <w:name w:val="Quote Char"/>
-    <w:basedOn w:val="DefaultParagraphFont"/>
-    <w:link w:val="Quote"/>
+  <w:style w:type="character" w:customStyle="1" w:styleId="CitaCar">
+    <w:name w:val="Cita Car"/>
+    <w:basedOn w:val="Fuentedeprrafopredeter"/>
+    <w:link w:val="Cita"/>
     <w:uiPriority w:val="29"/>
     <w:rsid w:val="00B330E8"/>
     <w:rPr>
@@ -3026,7 +3261,7 @@
       <w:color w:val="404040" w:themeColor="text1" w:themeTint="BF"/>
     </w:rPr>
   </w:style>
-  <w:style w:type="paragraph" w:styleId="ListParagraph">
+  <w:style w:type="paragraph" w:styleId="Prrafodelista">
     <w:name w:val="List Paragraph"/>
     <w:basedOn w:val="Normal"/>
     <w:uiPriority w:val="34"/>
@@ -3042,9 +3277,9 @@
       <w:szCs w:val="24"/>
     </w:rPr>
   </w:style>
-  <w:style w:type="character" w:styleId="IntenseEmphasis">
+  <w:style w:type="character" w:styleId="nfasisintenso">
     <w:name w:val="Intense Emphasis"/>
-    <w:basedOn w:val="DefaultParagraphFont"/>
+    <w:basedOn w:val="Fuentedeprrafopredeter"/>
     <w:uiPriority w:val="21"/>
     <w:qFormat/>
     <w:rsid w:val="00B330E8"/>
@@ -3054,11 +3289,11 @@
       <w:color w:val="0F4761" w:themeColor="accent1" w:themeShade="BF"/>
     </w:rPr>
   </w:style>
-  <w:style w:type="paragraph" w:styleId="IntenseQuote">
+  <w:style w:type="paragraph" w:styleId="Citadestacada">
     <w:name w:val="Intense Quote"/>
     <w:basedOn w:val="Normal"/>
     <w:next w:val="Normal"/>
-    <w:link w:val="IntenseQuoteChar"/>
+    <w:link w:val="CitadestacadaCar"/>
     <w:uiPriority w:val="30"/>
     <w:qFormat/>
     <w:rsid w:val="5E9105EB"/>
@@ -3079,10 +3314,10 @@
       <w:szCs w:val="24"/>
     </w:rPr>
   </w:style>
-  <w:style w:type="character" w:customStyle="1" w:styleId="IntenseQuoteChar">
-    <w:name w:val="Intense Quote Char"/>
-    <w:basedOn w:val="DefaultParagraphFont"/>
-    <w:link w:val="IntenseQuote"/>
+  <w:style w:type="character" w:customStyle="1" w:styleId="CitadestacadaCar">
+    <w:name w:val="Cita destacada Car"/>
+    <w:basedOn w:val="Fuentedeprrafopredeter"/>
+    <w:link w:val="Citadestacada"/>
     <w:uiPriority w:val="30"/>
     <w:rsid w:val="00B330E8"/>
     <w:rPr>
@@ -3091,9 +3326,9 @@
       <w:color w:val="0F4761" w:themeColor="accent1" w:themeShade="BF"/>
     </w:rPr>
   </w:style>
-  <w:style w:type="character" w:styleId="IntenseReference">
+  <w:style w:type="character" w:styleId="Referenciaintensa">
     <w:name w:val="Intense Reference"/>
-    <w:basedOn w:val="DefaultParagraphFont"/>
+    <w:basedOn w:val="Fuentedeprrafopredeter"/>
     <w:uiPriority w:val="32"/>
     <w:qFormat/>
     <w:rsid w:val="00B330E8"/>
@@ -3105,10 +3340,10 @@
       <w:spacing w:val="5"/>
     </w:rPr>
   </w:style>
-  <w:style w:type="paragraph" w:styleId="Header">
+  <w:style w:type="paragraph" w:styleId="Encabezado">
     <w:name w:val="header"/>
     <w:basedOn w:val="Normal"/>
-    <w:link w:val="HeaderChar"/>
+    <w:link w:val="EncabezadoCar"/>
     <w:uiPriority w:val="99"/>
     <w:unhideWhenUsed/>
     <w:rsid w:val="5E9105EB"/>
@@ -3124,17 +3359,17 @@
       <w:szCs w:val="24"/>
     </w:rPr>
   </w:style>
-  <w:style w:type="character" w:customStyle="1" w:styleId="HeaderChar">
-    <w:name w:val="Header Char"/>
-    <w:basedOn w:val="DefaultParagraphFont"/>
-    <w:link w:val="Header"/>
+  <w:style w:type="character" w:customStyle="1" w:styleId="EncabezadoCar">
+    <w:name w:val="Encabezado Car"/>
+    <w:basedOn w:val="Fuentedeprrafopredeter"/>
+    <w:link w:val="Encabezado"/>
     <w:uiPriority w:val="99"/>
     <w:rsid w:val="00B330E8"/>
   </w:style>
-  <w:style w:type="paragraph" w:styleId="Footer">
+  <w:style w:type="paragraph" w:styleId="Piedepgina">
     <w:name w:val="footer"/>
     <w:basedOn w:val="Normal"/>
-    <w:link w:val="FooterChar"/>
+    <w:link w:val="PiedepginaCar"/>
     <w:uiPriority w:val="99"/>
     <w:unhideWhenUsed/>
     <w:rsid w:val="5E9105EB"/>
@@ -3150,16 +3385,16 @@
       <w:szCs w:val="24"/>
     </w:rPr>
   </w:style>
-  <w:style w:type="character" w:customStyle="1" w:styleId="FooterChar">
-    <w:name w:val="Footer Char"/>
-    <w:basedOn w:val="DefaultParagraphFont"/>
-    <w:link w:val="Footer"/>
+  <w:style w:type="character" w:customStyle="1" w:styleId="PiedepginaCar">
+    <w:name w:val="Pie de página Car"/>
+    <w:basedOn w:val="Fuentedeprrafopredeter"/>
+    <w:link w:val="Piedepgina"/>
     <w:uiPriority w:val="99"/>
     <w:rsid w:val="00B330E8"/>
   </w:style>
-  <w:style w:type="table" w:styleId="TableGrid">
+  <w:style w:type="table" w:styleId="Tablaconcuadrcula">
     <w:name w:val="Table Grid"/>
-    <w:basedOn w:val="TableNormal"/>
+    <w:basedOn w:val="Tablanormal"/>
     <w:uiPriority w:val="59"/>
     <w:rsid w:val="00B330E8"/>
     <w:pPr>

--- a/Documentacion/Planificacion/Lineas Base/LISTA DE HITOS.docx
+++ b/Documentacion/Planificacion/Lineas Base/LISTA DE HITOS.docx
@@ -4,7 +4,7 @@
   <w:body>
     <w:tbl>
       <w:tblPr>
-        <w:tblStyle w:val="Tablaconcuadrcula"/>
+        <w:tblStyle w:val="TableGrid"/>
         <w:tblW w:w="0" w:type="auto"/>
         <w:tblLook w:val="04A0" w:firstRow="1" w:lastRow="0" w:firstColumn="1" w:lastColumn="0" w:noHBand="0" w:noVBand="1"/>
       </w:tblPr>
@@ -198,7 +198,7 @@
     </w:p>
     <w:tbl>
       <w:tblPr>
-        <w:tblStyle w:val="Tablaconcuadrcula"/>
+        <w:tblStyle w:val="TableGrid"/>
         <w:tblW w:w="14425" w:type="dxa"/>
         <w:tblLayout w:type="fixed"/>
         <w:tblLook w:val="04A0" w:firstRow="1" w:lastRow="0" w:firstColumn="1" w:lastColumn="0" w:noHBand="0" w:noVBand="1"/>
@@ -351,8 +351,54 @@
                 <w:bCs/>
                 <w:sz w:val="20"/>
               </w:rPr>
-              <w:t>Entrega del Game Design Document</w:t>
-            </w:r>
+              <w:t xml:space="preserve">Entrega del </w:t>
+            </w:r>
+            <w:proofErr w:type="spellStart"/>
+            <w:r>
+              <w:rPr>
+                <w:rFonts w:ascii="Tahoma" w:hAnsi="Tahoma" w:cs="Tahoma"/>
+                <w:bCs/>
+                <w:sz w:val="20"/>
+              </w:rPr>
+              <w:t>Game</w:t>
+            </w:r>
+            <w:proofErr w:type="spellEnd"/>
+            <w:r>
+              <w:rPr>
+                <w:rFonts w:ascii="Tahoma" w:hAnsi="Tahoma" w:cs="Tahoma"/>
+                <w:bCs/>
+                <w:sz w:val="20"/>
+              </w:rPr>
+              <w:t xml:space="preserve"> </w:t>
+            </w:r>
+            <w:proofErr w:type="spellStart"/>
+            <w:r>
+              <w:rPr>
+                <w:rFonts w:ascii="Tahoma" w:hAnsi="Tahoma" w:cs="Tahoma"/>
+                <w:bCs/>
+                <w:sz w:val="20"/>
+              </w:rPr>
+              <w:t>Design</w:t>
+            </w:r>
+            <w:proofErr w:type="spellEnd"/>
+            <w:r>
+              <w:rPr>
+                <w:rFonts w:ascii="Tahoma" w:hAnsi="Tahoma" w:cs="Tahoma"/>
+                <w:bCs/>
+                <w:sz w:val="20"/>
+              </w:rPr>
+              <w:t xml:space="preserve"> </w:t>
+            </w:r>
+            <w:proofErr w:type="spellStart"/>
+            <w:r>
+              <w:rPr>
+                <w:rFonts w:ascii="Tahoma" w:hAnsi="Tahoma" w:cs="Tahoma"/>
+                <w:bCs/>
+                <w:sz w:val="20"/>
+              </w:rPr>
+              <w:t>Document</w:t>
+            </w:r>
+            <w:proofErr w:type="spellEnd"/>
           </w:p>
         </w:tc>
         <w:tc>
@@ -374,7 +420,61 @@
                 <w:bCs/>
                 <w:sz w:val="20"/>
               </w:rPr>
-              <w:t>Versión final y completa del Game Design Document. Entregables: GDD</w:t>
+              <w:t xml:space="preserve">Versión final y completa del </w:t>
+            </w:r>
+            <w:proofErr w:type="spellStart"/>
+            <w:r>
+              <w:rPr>
+                <w:rFonts w:ascii="Tahoma" w:hAnsi="Tahoma" w:cs="Tahoma"/>
+                <w:bCs/>
+                <w:sz w:val="20"/>
+              </w:rPr>
+              <w:t>Game</w:t>
+            </w:r>
+            <w:proofErr w:type="spellEnd"/>
+            <w:r>
+              <w:rPr>
+                <w:rFonts w:ascii="Tahoma" w:hAnsi="Tahoma" w:cs="Tahoma"/>
+                <w:bCs/>
+                <w:sz w:val="20"/>
+              </w:rPr>
+              <w:t xml:space="preserve"> </w:t>
+            </w:r>
+            <w:proofErr w:type="spellStart"/>
+            <w:r>
+              <w:rPr>
+                <w:rFonts w:ascii="Tahoma" w:hAnsi="Tahoma" w:cs="Tahoma"/>
+                <w:bCs/>
+                <w:sz w:val="20"/>
+              </w:rPr>
+              <w:t>Design</w:t>
+            </w:r>
+            <w:proofErr w:type="spellEnd"/>
+            <w:r>
+              <w:rPr>
+                <w:rFonts w:ascii="Tahoma" w:hAnsi="Tahoma" w:cs="Tahoma"/>
+                <w:bCs/>
+                <w:sz w:val="20"/>
+              </w:rPr>
+              <w:t xml:space="preserve"> </w:t>
+            </w:r>
+            <w:proofErr w:type="spellStart"/>
+            <w:r>
+              <w:rPr>
+                <w:rFonts w:ascii="Tahoma" w:hAnsi="Tahoma" w:cs="Tahoma"/>
+                <w:bCs/>
+                <w:sz w:val="20"/>
+              </w:rPr>
+              <w:t>Document</w:t>
+            </w:r>
+            <w:proofErr w:type="spellEnd"/>
+            <w:r>
+              <w:rPr>
+                <w:rFonts w:ascii="Tahoma" w:hAnsi="Tahoma" w:cs="Tahoma"/>
+                <w:bCs/>
+                <w:sz w:val="20"/>
+              </w:rPr>
+              <w:t>. Entregables: GDD</w:t>
             </w:r>
             <w:r>
               <w:rPr>
@@ -498,8 +598,8 @@
               <w:spacing w:before="120" w:afterAutospacing="0"/>
               <w:rPr>
                 <w:rFonts w:ascii="Tahoma" w:hAnsi="Tahoma" w:cs="Tahoma"/>
-                <w:bCs/>
-                <w:sz w:val="20"/>
+                <w:sz w:val="20"/>
+                <w:szCs w:val="20"/>
               </w:rPr>
             </w:pPr>
             <w:r>
@@ -516,13 +616,13 @@
                 <w:sz w:val="20"/>
                 <w:szCs w:val="20"/>
               </w:rPr>
-              <w:t>2</w:t>
-            </w:r>
-            <w:r>
-              <w:rPr>
-                <w:rFonts w:ascii="Tahoma" w:hAnsi="Tahoma" w:cs="Tahoma"/>
-                <w:bCs/>
-                <w:sz w:val="20"/>
+              <w:t>9</w:t>
+            </w:r>
+            <w:r>
+              <w:rPr>
+                <w:rFonts w:ascii="Tahoma" w:hAnsi="Tahoma" w:cs="Tahoma"/>
+                <w:sz w:val="20"/>
+                <w:szCs w:val="20"/>
               </w:rPr>
               <w:t>/03/2026</w:t>
             </w:r>
@@ -628,7 +728,25 @@
                 <w:bCs/>
                 <w:sz w:val="20"/>
               </w:rPr>
-              <w:t xml:space="preserve">. Entregables: Movimiento lateral, salto, doble salto, dash, sistema base de </w:t>
+              <w:t xml:space="preserve">. Entregables: Movimiento lateral, salto, doble salto, </w:t>
+            </w:r>
+            <w:proofErr w:type="spellStart"/>
+            <w:r>
+              <w:rPr>
+                <w:rFonts w:ascii="Tahoma" w:hAnsi="Tahoma" w:cs="Tahoma"/>
+                <w:bCs/>
+                <w:sz w:val="20"/>
+              </w:rPr>
+              <w:t>dash</w:t>
+            </w:r>
+            <w:proofErr w:type="spellEnd"/>
+            <w:r>
+              <w:rPr>
+                <w:rFonts w:ascii="Tahoma" w:hAnsi="Tahoma" w:cs="Tahoma"/>
+                <w:bCs/>
+                <w:sz w:val="20"/>
+              </w:rPr>
+              <w:t xml:space="preserve">, sistema base de </w:t>
             </w:r>
             <w:r>
               <w:rPr>
@@ -683,7 +801,15 @@
                 <w:sz w:val="20"/>
                 <w:szCs w:val="20"/>
               </w:rPr>
-              <w:t>14</w:t>
+              <w:t>1</w:t>
+            </w:r>
+            <w:r>
+              <w:rPr>
+                <w:rFonts w:ascii="Tahoma" w:hAnsi="Tahoma" w:cs="Tahoma"/>
+                <w:sz w:val="20"/>
+                <w:szCs w:val="20"/>
+              </w:rPr>
+              <w:t>6</w:t>
             </w:r>
             <w:r>
               <w:rPr>
@@ -771,7 +897,43 @@
                 <w:bCs/>
                 <w:sz w:val="20"/>
               </w:rPr>
-              <w:t>Los enemigos reaccionan al jugador. Entregables: IA agresiva básica (terrestre y voladora), sistemas de spawn/despawn y daño por contacto.</w:t>
+              <w:t xml:space="preserve">Los enemigos reaccionan al jugador. Entregables: IA agresiva básica (terrestre y voladora), sistemas de </w:t>
+            </w:r>
+            <w:proofErr w:type="spellStart"/>
+            <w:r>
+              <w:rPr>
+                <w:rFonts w:ascii="Tahoma" w:hAnsi="Tahoma" w:cs="Tahoma"/>
+                <w:bCs/>
+                <w:sz w:val="20"/>
+              </w:rPr>
+              <w:t>spawn</w:t>
+            </w:r>
+            <w:proofErr w:type="spellEnd"/>
+            <w:r>
+              <w:rPr>
+                <w:rFonts w:ascii="Tahoma" w:hAnsi="Tahoma" w:cs="Tahoma"/>
+                <w:bCs/>
+                <w:sz w:val="20"/>
+              </w:rPr>
+              <w:t>/</w:t>
+            </w:r>
+            <w:proofErr w:type="spellStart"/>
+            <w:r>
+              <w:rPr>
+                <w:rFonts w:ascii="Tahoma" w:hAnsi="Tahoma" w:cs="Tahoma"/>
+                <w:bCs/>
+                <w:sz w:val="20"/>
+              </w:rPr>
+              <w:t>despawn</w:t>
+            </w:r>
+            <w:proofErr w:type="spellEnd"/>
+            <w:r>
+              <w:rPr>
+                <w:rFonts w:ascii="Tahoma" w:hAnsi="Tahoma" w:cs="Tahoma"/>
+                <w:bCs/>
+                <w:sz w:val="20"/>
+              </w:rPr>
+              <w:t xml:space="preserve"> y daño por contacto.</w:t>
             </w:r>
           </w:p>
         </w:tc>
@@ -802,7 +964,7 @@
                 <w:sz w:val="20"/>
                 <w:szCs w:val="20"/>
               </w:rPr>
-              <w:t>2</w:t>
+              <w:t>3</w:t>
             </w:r>
             <w:r>
               <w:rPr>
@@ -913,7 +1075,7 @@
                 <w:sz w:val="20"/>
                 <w:szCs w:val="20"/>
               </w:rPr>
-              <w:t>10</w:t>
+              <w:t>13</w:t>
             </w:r>
             <w:r>
               <w:rPr>
@@ -1040,7 +1202,7 @@
                 <w:sz w:val="20"/>
                 <w:szCs w:val="20"/>
               </w:rPr>
-              <w:t>1</w:t>
+              <w:t>2</w:t>
             </w:r>
             <w:r>
               <w:rPr>
@@ -1113,7 +1275,25 @@
                 <w:bCs/>
                 <w:sz w:val="20"/>
               </w:rPr>
-              <w:t>Estructura de Niveles (Greybox Completo)</w:t>
+              <w:t>Estructura de Niveles (</w:t>
+            </w:r>
+            <w:proofErr w:type="spellStart"/>
+            <w:r>
+              <w:rPr>
+                <w:rFonts w:ascii="Tahoma" w:hAnsi="Tahoma" w:cs="Tahoma"/>
+                <w:bCs/>
+                <w:sz w:val="20"/>
+              </w:rPr>
+              <w:t>Greybox</w:t>
+            </w:r>
+            <w:proofErr w:type="spellEnd"/>
+            <w:r>
+              <w:rPr>
+                <w:rFonts w:ascii="Tahoma" w:hAnsi="Tahoma" w:cs="Tahoma"/>
+                <w:bCs/>
+                <w:sz w:val="20"/>
+              </w:rPr>
+              <w:t xml:space="preserve"> Completo)</w:t>
             </w:r>
           </w:p>
         </w:tc>
@@ -1136,7 +1316,61 @@
                 <w:bCs/>
                 <w:sz w:val="20"/>
               </w:rPr>
-              <w:t>El juego se puede recorrer de principio a fin sin arte final. Entregables: Layout de los 4 niveles, plataformas, etc y triggers de arenas de jefes colocados.</w:t>
+              <w:t xml:space="preserve">El juego se puede recorrer de principio a fin sin arte final. Entregables: </w:t>
+            </w:r>
+            <w:proofErr w:type="spellStart"/>
+            <w:r>
+              <w:rPr>
+                <w:rFonts w:ascii="Tahoma" w:hAnsi="Tahoma" w:cs="Tahoma"/>
+                <w:bCs/>
+                <w:sz w:val="20"/>
+              </w:rPr>
+              <w:t>Layout</w:t>
+            </w:r>
+            <w:proofErr w:type="spellEnd"/>
+            <w:r>
+              <w:rPr>
+                <w:rFonts w:ascii="Tahoma" w:hAnsi="Tahoma" w:cs="Tahoma"/>
+                <w:bCs/>
+                <w:sz w:val="20"/>
+              </w:rPr>
+              <w:t xml:space="preserve"> de los 4 niveles, plataformas, </w:t>
+            </w:r>
+            <w:proofErr w:type="spellStart"/>
+            <w:r>
+              <w:rPr>
+                <w:rFonts w:ascii="Tahoma" w:hAnsi="Tahoma" w:cs="Tahoma"/>
+                <w:bCs/>
+                <w:sz w:val="20"/>
+              </w:rPr>
+              <w:t>etc</w:t>
+            </w:r>
+            <w:proofErr w:type="spellEnd"/>
+            <w:r>
+              <w:rPr>
+                <w:rFonts w:ascii="Tahoma" w:hAnsi="Tahoma" w:cs="Tahoma"/>
+                <w:bCs/>
+                <w:sz w:val="20"/>
+              </w:rPr>
+              <w:t xml:space="preserve"> y </w:t>
+            </w:r>
+            <w:proofErr w:type="spellStart"/>
+            <w:r>
+              <w:rPr>
+                <w:rFonts w:ascii="Tahoma" w:hAnsi="Tahoma" w:cs="Tahoma"/>
+                <w:bCs/>
+                <w:sz w:val="20"/>
+              </w:rPr>
+              <w:t>triggers</w:t>
+            </w:r>
+            <w:proofErr w:type="spellEnd"/>
+            <w:r>
+              <w:rPr>
+                <w:rFonts w:ascii="Tahoma" w:hAnsi="Tahoma" w:cs="Tahoma"/>
+                <w:bCs/>
+                <w:sz w:val="20"/>
+              </w:rPr>
+              <w:t xml:space="preserve"> de arenas de jefes colocados.</w:t>
             </w:r>
           </w:p>
         </w:tc>
@@ -1159,15 +1393,7 @@
                 <w:sz w:val="20"/>
                 <w:szCs w:val="20"/>
               </w:rPr>
-              <w:t>2</w:t>
-            </w:r>
-            <w:r>
-              <w:rPr>
-                <w:rFonts w:ascii="Tahoma" w:hAnsi="Tahoma" w:cs="Tahoma"/>
-                <w:sz w:val="20"/>
-                <w:szCs w:val="20"/>
-              </w:rPr>
-              <w:t>2</w:t>
+              <w:t>30</w:t>
             </w:r>
             <w:r>
               <w:rPr>
@@ -1217,7 +1443,6 @@
                 <w:b/>
                 <w:sz w:val="20"/>
               </w:rPr>
-              <w:lastRenderedPageBreak/>
               <w:t>H</w:t>
             </w:r>
             <w:r>
@@ -1304,7 +1529,25 @@
                 <w:bCs/>
                 <w:sz w:val="20"/>
               </w:rPr>
-              <w:t>. Entregables: Tilemaps, fondos, animaciones del jugador y enemigos integrados.</w:t>
+              <w:t xml:space="preserve">. Entregables: </w:t>
+            </w:r>
+            <w:proofErr w:type="spellStart"/>
+            <w:r>
+              <w:rPr>
+                <w:rFonts w:ascii="Tahoma" w:hAnsi="Tahoma" w:cs="Tahoma"/>
+                <w:bCs/>
+                <w:sz w:val="20"/>
+              </w:rPr>
+              <w:t>Tilemaps</w:t>
+            </w:r>
+            <w:proofErr w:type="spellEnd"/>
+            <w:r>
+              <w:rPr>
+                <w:rFonts w:ascii="Tahoma" w:hAnsi="Tahoma" w:cs="Tahoma"/>
+                <w:bCs/>
+                <w:sz w:val="20"/>
+              </w:rPr>
+              <w:t>, fondos, animaciones del jugador y enemigos integrados.</w:t>
             </w:r>
           </w:p>
         </w:tc>
@@ -1327,23 +1570,39 @@
                 <w:sz w:val="20"/>
                 <w:szCs w:val="20"/>
               </w:rPr>
-              <w:t>2</w:t>
-            </w:r>
-            <w:r>
-              <w:rPr>
-                <w:rFonts w:ascii="Tahoma" w:hAnsi="Tahoma" w:cs="Tahoma"/>
-                <w:sz w:val="20"/>
-                <w:szCs w:val="20"/>
-              </w:rPr>
-              <w:t>6</w:t>
-            </w:r>
-            <w:r>
-              <w:rPr>
-                <w:rFonts w:ascii="Tahoma" w:hAnsi="Tahoma" w:cs="Tahoma"/>
-                <w:sz w:val="20"/>
-                <w:szCs w:val="20"/>
-              </w:rPr>
-              <w:t>/04/2026</w:t>
+              <w:t>0</w:t>
+            </w:r>
+            <w:r>
+              <w:rPr>
+                <w:rFonts w:ascii="Tahoma" w:hAnsi="Tahoma" w:cs="Tahoma"/>
+                <w:sz w:val="20"/>
+                <w:szCs w:val="20"/>
+              </w:rPr>
+              <w:t>4</w:t>
+            </w:r>
+            <w:r>
+              <w:rPr>
+                <w:rFonts w:ascii="Tahoma" w:hAnsi="Tahoma" w:cs="Tahoma"/>
+                <w:sz w:val="20"/>
+                <w:szCs w:val="20"/>
+              </w:rPr>
+              <w:t>/0</w:t>
+            </w:r>
+            <w:r>
+              <w:rPr>
+                <w:rFonts w:ascii="Tahoma" w:hAnsi="Tahoma" w:cs="Tahoma"/>
+                <w:sz w:val="20"/>
+                <w:szCs w:val="20"/>
+              </w:rPr>
+              <w:t>5</w:t>
+            </w:r>
+            <w:r>
+              <w:rPr>
+                <w:rFonts w:ascii="Tahoma" w:hAnsi="Tahoma" w:cs="Tahoma"/>
+                <w:sz w:val="20"/>
+                <w:szCs w:val="20"/>
+              </w:rPr>
+              <w:t>/2026</w:t>
             </w:r>
           </w:p>
         </w:tc>
@@ -1462,7 +1721,39 @@
                 <w:sz w:val="20"/>
                 <w:szCs w:val="20"/>
               </w:rPr>
-              <w:t>29/04/2026</w:t>
+              <w:t>0</w:t>
+            </w:r>
+            <w:r>
+              <w:rPr>
+                <w:rFonts w:ascii="Tahoma" w:hAnsi="Tahoma" w:cs="Tahoma"/>
+                <w:sz w:val="20"/>
+                <w:szCs w:val="20"/>
+              </w:rPr>
+              <w:t>8</w:t>
+            </w:r>
+            <w:r>
+              <w:rPr>
+                <w:rFonts w:ascii="Tahoma" w:hAnsi="Tahoma" w:cs="Tahoma"/>
+                <w:sz w:val="20"/>
+                <w:szCs w:val="20"/>
+              </w:rPr>
+              <w:t>/0</w:t>
+            </w:r>
+            <w:r>
+              <w:rPr>
+                <w:rFonts w:ascii="Tahoma" w:hAnsi="Tahoma" w:cs="Tahoma"/>
+                <w:sz w:val="20"/>
+                <w:szCs w:val="20"/>
+              </w:rPr>
+              <w:t>5</w:t>
+            </w:r>
+            <w:r>
+              <w:rPr>
+                <w:rFonts w:ascii="Tahoma" w:hAnsi="Tahoma" w:cs="Tahoma"/>
+                <w:sz w:val="20"/>
+                <w:szCs w:val="20"/>
+              </w:rPr>
+              <w:t>/2026</w:t>
             </w:r>
           </w:p>
         </w:tc>
@@ -1505,13 +1796,23 @@
                 <w:sz w:val="20"/>
               </w:rPr>
             </w:pPr>
-            <w:r>
-              <w:rPr>
-                <w:rFonts w:ascii="Tahoma" w:hAnsi="Tahoma" w:cs="Tahoma"/>
-                <w:bCs/>
-                <w:sz w:val="20"/>
-              </w:rPr>
-              <w:t>Leaderboard Integrado</w:t>
+            <w:proofErr w:type="spellStart"/>
+            <w:r>
+              <w:rPr>
+                <w:rFonts w:ascii="Tahoma" w:hAnsi="Tahoma" w:cs="Tahoma"/>
+                <w:bCs/>
+                <w:sz w:val="20"/>
+              </w:rPr>
+              <w:t>Leaderboard</w:t>
+            </w:r>
+            <w:proofErr w:type="spellEnd"/>
+            <w:r>
+              <w:rPr>
+                <w:rFonts w:ascii="Tahoma" w:hAnsi="Tahoma" w:cs="Tahoma"/>
+                <w:bCs/>
+                <w:sz w:val="20"/>
+              </w:rPr>
+              <w:t xml:space="preserve"> Integrado</w:t>
             </w:r>
           </w:p>
         </w:tc>
@@ -1542,8 +1843,18 @@
                 <w:bCs/>
                 <w:sz w:val="20"/>
               </w:rPr>
-              <w:t>: Leaderboard</w:t>
-            </w:r>
+              <w:t xml:space="preserve">: </w:t>
+            </w:r>
+            <w:proofErr w:type="spellStart"/>
+            <w:r>
+              <w:rPr>
+                <w:rFonts w:ascii="Tahoma" w:hAnsi="Tahoma" w:cs="Tahoma"/>
+                <w:bCs/>
+                <w:sz w:val="20"/>
+              </w:rPr>
+              <w:t>Leaderboard</w:t>
+            </w:r>
+            <w:proofErr w:type="spellEnd"/>
             <w:r>
               <w:rPr>
                 <w:rFonts w:ascii="Tahoma" w:hAnsi="Tahoma" w:cs="Tahoma"/>
@@ -1573,7 +1884,15 @@
                 <w:sz w:val="20"/>
                 <w:szCs w:val="20"/>
               </w:rPr>
-              <w:t>04/05/2026</w:t>
+              <w:t>11</w:t>
+            </w:r>
+            <w:r>
+              <w:rPr>
+                <w:rFonts w:ascii="Tahoma" w:hAnsi="Tahoma" w:cs="Tahoma"/>
+                <w:sz w:val="20"/>
+                <w:szCs w:val="20"/>
+              </w:rPr>
+              <w:t>/05/2026</w:t>
             </w:r>
           </w:p>
         </w:tc>
@@ -1692,7 +2011,15 @@
                 <w:sz w:val="20"/>
                 <w:szCs w:val="20"/>
               </w:rPr>
-              <w:t>08/05/2026</w:t>
+              <w:t>14</w:t>
+            </w:r>
+            <w:r>
+              <w:rPr>
+                <w:rFonts w:ascii="Tahoma" w:hAnsi="Tahoma" w:cs="Tahoma"/>
+                <w:sz w:val="20"/>
+                <w:szCs w:val="20"/>
+              </w:rPr>
+              <w:t>/05/2026</w:t>
             </w:r>
           </w:p>
         </w:tc>
@@ -1749,7 +2076,31 @@
                 <w:sz w:val="20"/>
                 <w:szCs w:val="20"/>
               </w:rPr>
-              <w:t>Fase de pruebas terminada</w:t>
+              <w:t xml:space="preserve">Fase de pruebas </w:t>
+            </w:r>
+            <w:r>
+              <w:rPr>
+                <w:rFonts w:ascii="Tahoma" w:hAnsi="Tahoma" w:cs="Tahoma"/>
+                <w:sz w:val="20"/>
+                <w:szCs w:val="20"/>
+              </w:rPr>
+              <w:t>final</w:t>
+            </w:r>
+            <w:r>
+              <w:rPr>
+                <w:rFonts w:ascii="Tahoma" w:hAnsi="Tahoma" w:cs="Tahoma"/>
+                <w:sz w:val="20"/>
+                <w:szCs w:val="20"/>
+              </w:rPr>
+              <w:t xml:space="preserve"> </w:t>
+            </w:r>
+            <w:r>
+              <w:rPr>
+                <w:rFonts w:ascii="Tahoma" w:hAnsi="Tahoma" w:cs="Tahoma"/>
+                <w:sz w:val="20"/>
+                <w:szCs w:val="20"/>
+              </w:rPr>
+              <w:t>terminada</w:t>
             </w:r>
           </w:p>
         </w:tc>
@@ -1780,15 +2131,161 @@
                 <w:sz w:val="20"/>
                 <w:szCs w:val="20"/>
               </w:rPr>
-              <w:t>L</w:t>
-            </w:r>
-            <w:r>
-              <w:rPr>
-                <w:rFonts w:ascii="Tahoma" w:hAnsi="Tahoma" w:cs="Tahoma"/>
-                <w:sz w:val="20"/>
-                <w:szCs w:val="20"/>
-              </w:rPr>
-              <w:t xml:space="preserve">a fase de pruebas funcionales, playtesting y optimización para asegurar </w:t>
+              <w:t xml:space="preserve">Empieza la </w:t>
+            </w:r>
+            <w:r>
+              <w:rPr>
+                <w:rFonts w:ascii="Tahoma" w:hAnsi="Tahoma" w:cs="Tahoma"/>
+                <w:sz w:val="20"/>
+                <w:szCs w:val="20"/>
+              </w:rPr>
+              <w:t xml:space="preserve">fase de pruebas </w:t>
+            </w:r>
+            <w:r>
+              <w:rPr>
+                <w:rFonts w:ascii="Tahoma" w:hAnsi="Tahoma" w:cs="Tahoma"/>
+                <w:sz w:val="20"/>
+                <w:szCs w:val="20"/>
+              </w:rPr>
+              <w:t>definitiva</w:t>
+            </w:r>
+            <w:r>
+              <w:rPr>
+                <w:rFonts w:ascii="Tahoma" w:hAnsi="Tahoma" w:cs="Tahoma"/>
+                <w:sz w:val="20"/>
+                <w:szCs w:val="20"/>
+              </w:rPr>
+              <w:t xml:space="preserve">, </w:t>
+            </w:r>
+            <w:r>
+              <w:rPr>
+                <w:rFonts w:ascii="Tahoma" w:hAnsi="Tahoma" w:cs="Tahoma"/>
+                <w:sz w:val="20"/>
+                <w:szCs w:val="20"/>
+              </w:rPr>
+              <w:t xml:space="preserve">que </w:t>
+            </w:r>
+            <w:r>
+              <w:rPr>
+                <w:rFonts w:ascii="Tahoma" w:hAnsi="Tahoma" w:cs="Tahoma"/>
+                <w:sz w:val="20"/>
+                <w:szCs w:val="20"/>
+              </w:rPr>
+              <w:t xml:space="preserve">asegura que </w:t>
+            </w:r>
+            <w:r>
+              <w:rPr>
+                <w:rFonts w:ascii="Tahoma" w:hAnsi="Tahoma" w:cs="Tahoma"/>
+                <w:sz w:val="20"/>
+                <w:szCs w:val="20"/>
+              </w:rPr>
+              <w:t xml:space="preserve">el juego </w:t>
+            </w:r>
+            <w:r>
+              <w:rPr>
+                <w:rFonts w:ascii="Tahoma" w:hAnsi="Tahoma" w:cs="Tahoma"/>
+                <w:sz w:val="20"/>
+                <w:szCs w:val="20"/>
+              </w:rPr>
+              <w:t xml:space="preserve">esté </w:t>
+            </w:r>
+            <w:r>
+              <w:rPr>
+                <w:rFonts w:ascii="Tahoma" w:hAnsi="Tahoma" w:cs="Tahoma"/>
+                <w:sz w:val="20"/>
+                <w:szCs w:val="20"/>
+              </w:rPr>
+              <w:t>completamente terminado</w:t>
+            </w:r>
+            <w:r>
+              <w:rPr>
+                <w:rFonts w:ascii="Tahoma" w:hAnsi="Tahoma" w:cs="Tahoma"/>
+                <w:sz w:val="20"/>
+                <w:szCs w:val="20"/>
+              </w:rPr>
+              <w:t xml:space="preserve"> </w:t>
+            </w:r>
+            <w:r>
+              <w:rPr>
+                <w:rFonts w:ascii="Tahoma" w:hAnsi="Tahoma" w:cs="Tahoma"/>
+                <w:sz w:val="20"/>
+                <w:szCs w:val="20"/>
+              </w:rPr>
+              <w:t xml:space="preserve">y </w:t>
+            </w:r>
+            <w:r>
+              <w:rPr>
+                <w:rFonts w:ascii="Tahoma" w:hAnsi="Tahoma" w:cs="Tahoma"/>
+                <w:sz w:val="20"/>
+                <w:szCs w:val="20"/>
+              </w:rPr>
+              <w:t>confirma</w:t>
+            </w:r>
+            <w:r>
+              <w:rPr>
+                <w:rFonts w:ascii="Tahoma" w:hAnsi="Tahoma" w:cs="Tahoma"/>
+                <w:sz w:val="20"/>
+                <w:szCs w:val="20"/>
+              </w:rPr>
+              <w:t xml:space="preserve"> </w:t>
+            </w:r>
+            <w:r>
+              <w:rPr>
+                <w:rFonts w:ascii="Tahoma" w:hAnsi="Tahoma" w:cs="Tahoma"/>
+                <w:sz w:val="20"/>
+                <w:szCs w:val="20"/>
+              </w:rPr>
+              <w:t xml:space="preserve">si </w:t>
+            </w:r>
+            <w:r>
+              <w:rPr>
+                <w:rFonts w:ascii="Tahoma" w:hAnsi="Tahoma" w:cs="Tahoma"/>
+                <w:sz w:val="20"/>
+                <w:szCs w:val="20"/>
+              </w:rPr>
+              <w:t>es entregable</w:t>
+            </w:r>
+            <w:r>
+              <w:rPr>
+                <w:rFonts w:ascii="Tahoma" w:hAnsi="Tahoma" w:cs="Tahoma"/>
+                <w:sz w:val="20"/>
+                <w:szCs w:val="20"/>
+              </w:rPr>
+              <w:t>. Incluya pruebas</w:t>
+            </w:r>
+            <w:r>
+              <w:rPr>
+                <w:rFonts w:ascii="Tahoma" w:hAnsi="Tahoma" w:cs="Tahoma"/>
+                <w:sz w:val="20"/>
+                <w:szCs w:val="20"/>
+              </w:rPr>
+              <w:t xml:space="preserve"> </w:t>
+            </w:r>
+            <w:r>
+              <w:rPr>
+                <w:rFonts w:ascii="Tahoma" w:hAnsi="Tahoma" w:cs="Tahoma"/>
+                <w:sz w:val="20"/>
+                <w:szCs w:val="20"/>
+              </w:rPr>
+              <w:t xml:space="preserve">funcionales, </w:t>
+            </w:r>
+            <w:proofErr w:type="spellStart"/>
+            <w:r>
+              <w:rPr>
+                <w:rFonts w:ascii="Tahoma" w:hAnsi="Tahoma" w:cs="Tahoma"/>
+                <w:sz w:val="20"/>
+                <w:szCs w:val="20"/>
+              </w:rPr>
+              <w:t>playtesting</w:t>
+            </w:r>
+            <w:proofErr w:type="spellEnd"/>
+            <w:r>
+              <w:rPr>
+                <w:rFonts w:ascii="Tahoma" w:hAnsi="Tahoma" w:cs="Tahoma"/>
+                <w:sz w:val="20"/>
+                <w:szCs w:val="20"/>
+              </w:rPr>
+              <w:t xml:space="preserve"> y optimización para asegurar </w:t>
             </w:r>
             <w:r>
               <w:rPr>
@@ -1827,7 +2324,15 @@
                 <w:sz w:val="20"/>
                 <w:szCs w:val="20"/>
               </w:rPr>
-              <w:t>15</w:t>
+              <w:t>1</w:t>
+            </w:r>
+            <w:r>
+              <w:rPr>
+                <w:rFonts w:ascii="Tahoma" w:hAnsi="Tahoma" w:cs="Tahoma"/>
+                <w:sz w:val="20"/>
+                <w:szCs w:val="20"/>
+              </w:rPr>
+              <w:t>8</w:t>
             </w:r>
             <w:r>
               <w:rPr>
@@ -1915,7 +2420,25 @@
                 <w:bCs/>
                 <w:sz w:val="20"/>
               </w:rPr>
-              <w:t>Fin del desarrollo. Entregables: Build jugable ejecutable sin errores bloqueantes (.exe), Memoria del TFG y Manuales de usuario terminados.</w:t>
+              <w:t xml:space="preserve">Fin del desarrollo. Entregables: </w:t>
+            </w:r>
+            <w:proofErr w:type="spellStart"/>
+            <w:r>
+              <w:rPr>
+                <w:rFonts w:ascii="Tahoma" w:hAnsi="Tahoma" w:cs="Tahoma"/>
+                <w:bCs/>
+                <w:sz w:val="20"/>
+              </w:rPr>
+              <w:t>Build</w:t>
+            </w:r>
+            <w:proofErr w:type="spellEnd"/>
+            <w:r>
+              <w:rPr>
+                <w:rFonts w:ascii="Tahoma" w:hAnsi="Tahoma" w:cs="Tahoma"/>
+                <w:bCs/>
+                <w:sz w:val="20"/>
+              </w:rPr>
+              <w:t xml:space="preserve"> jugable ejecutable sin errores bloqueantes (.exe), Memoria del TFG y Manuales de usuario terminados.</w:t>
             </w:r>
           </w:p>
         </w:tc>
@@ -1952,8 +2475,8 @@
       </w:pPr>
     </w:p>
     <w:sectPr>
-      <w:headerReference w:type="default" r:id="rId7"/>
-      <w:footerReference w:type="default" r:id="rId8"/>
+      <w:headerReference w:type="default" r:id="rId6"/>
+      <w:footerReference w:type="default" r:id="rId7"/>
       <w:pgSz w:w="16838" w:h="11906" w:orient="landscape"/>
       <w:pgMar w:top="1701" w:right="1417" w:bottom="1701" w:left="1417" w:header="708" w:footer="708" w:gutter="0"/>
       <w:cols w:space="708"/>
@@ -2022,7 +2545,7 @@
         </w:tcPr>
         <w:p>
           <w:pPr>
-            <w:pStyle w:val="Encabezado"/>
+            <w:pStyle w:val="Header"/>
             <w:rPr>
               <w:caps/>
               <w:sz w:val="18"/>
@@ -2041,7 +2564,7 @@
         </w:tcPr>
         <w:p>
           <w:pPr>
-            <w:pStyle w:val="Encabezado"/>
+            <w:pStyle w:val="Header"/>
             <w:jc w:val="right"/>
             <w:rPr>
               <w:caps/>
@@ -2062,7 +2585,7 @@
         </w:tcPr>
         <w:p>
           <w:pPr>
-            <w:pStyle w:val="Piedepgina"/>
+            <w:pStyle w:val="Footer"/>
             <w:rPr>
               <w:caps/>
               <w:color w:val="808080" w:themeColor="background1" w:themeShade="80"/>
@@ -2079,7 +2602,7 @@
         </w:tcPr>
         <w:p>
           <w:pPr>
-            <w:pStyle w:val="Piedepgina"/>
+            <w:pStyle w:val="Footer"/>
             <w:jc w:val="right"/>
             <w:rPr>
               <w:caps/>
@@ -2180,7 +2703,7 @@
   </w:tbl>
   <w:p>
     <w:pPr>
-      <w:pStyle w:val="Piedepgina"/>
+      <w:pStyle w:val="Footer"/>
     </w:pPr>
   </w:p>
 </w:ftr>
@@ -2215,7 +2738,7 @@
 <w:hdr xmlns:wpc="http://schemas.microsoft.com/office/word/2010/wordprocessingCanvas" xmlns:cx="http://schemas.microsoft.com/office/drawing/2014/chartex" xmlns:cx1="http://schemas.microsoft.com/office/drawing/2015/9/8/chartex" xmlns:cx2="http://schemas.microsoft.com/office/drawing/2015/10/21/chartex" xmlns:cx3="http://schemas.microsoft.com/office/drawing/2016/5/9/chartex" xmlns:cx4="http://schemas.microsoft.com/office/drawing/2016/5/10/chartex" xmlns:cx5="http://schemas.microsoft.com/office/drawing/2016/5/11/chartex" xmlns:cx6="http://schemas.microsoft.com/office/drawing/2016/5/12/chartex" xmlns:cx7="http://schemas.microsoft.com/office/drawing/2016/5/13/chartex" xmlns:cx8="http://schemas.microsoft.com/office/drawing/2016/5/14/chartex" xmlns:mc="http://schemas.openxmlformats.org/markup-compatibility/2006" xmlns:aink="http://schemas.microsoft.com/office/drawing/2016/ink" xmlns:am3d="http://schemas.microsoft.com/office/drawing/2017/model3d" xmlns:o="urn:schemas-microsoft-com:office:office" xmlns:oel="http://schemas.microsoft.com/office/2019/extlst" xmlns:r="http://schemas.openxmlformats.org/officeDocument/2006/relationships" xmlns:m="http://schemas.openxmlformats.org/officeDocument/2006/math" xmlns:v="urn:schemas-microsoft-com:vml" xmlns:wp14="http://schemas.microsoft.com/office/word/2010/wordprocessingDrawing" xmlns:wp="http://schemas.openxmlformats.org/drawingml/2006/wordprocessingDrawing" xmlns:w10="urn:schemas-microsoft-com:office:word" xmlns:w="http://schemas.openxmlformats.org/wordprocessingml/2006/main" xmlns:w14="http://schemas.microsoft.com/office/word/2010/wordml" xmlns:w15="http://schemas.microsoft.com/office/word/2012/wordml" xmlns:w16cex="http://schemas.microsoft.com/office/word/2018/wordml/cex" xmlns:w16cid="http://schemas.microsoft.com/office/word/2016/wordml/cid" xmlns:w16="http://schemas.microsoft.com/office/word/2018/wordml" xmlns:w16du="http://schemas.microsoft.com/office/word/2023/wordml/word16du" xmlns:w16sdtdh="http://schemas.microsoft.com/office/word/2020/wordml/sdtdatahash" xmlns:w16sdtfl="http://schemas.microsoft.com/office/word/2024/wordml/sdtformatlock" xmlns:w16se="http://schemas.microsoft.com/office/word/2015/wordml/symex" xmlns:wpg="http://schemas.microsoft.com/office/word/2010/wordprocessingGroup" xmlns:wpi="http://schemas.microsoft.com/office/word/2010/wordprocessingInk" xmlns:wne="http://schemas.microsoft.com/office/word/2006/wordml" xmlns:wps="http://schemas.microsoft.com/office/word/2010/wordprocessingShape" mc:Ignorable="w14 w15 w16se w16cid w16 w16cex w16sdtdh w16sdtfl w16du wp14">
   <w:p>
     <w:pPr>
-      <w:pStyle w:val="Encabezado"/>
+      <w:pStyle w:val="Header"/>
     </w:pPr>
     <w:r>
       <w:rPr>
@@ -2296,11 +2819,10 @@
                             <w:dataBinding w:prefixMappings="xmlns:ns0='http://purl.org/dc/elements/1.1/' xmlns:ns1='http://schemas.openxmlformats.org/package/2006/metadata/core-properties' " w:xpath="/ns1:coreProperties[1]/ns0:title[1]" w:storeItemID="{6C3C8BC8-F283-45AE-878A-BAB7291924A1}"/>
                             <w:text/>
                           </w:sdtPr>
-                          <w:sdtEndPr/>
                           <w:sdtContent>
                             <w:p>
                               <w:pPr>
-                                <w:pStyle w:val="Encabezado"/>
+                                <w:pStyle w:val="Header"/>
                                 <w:jc w:val="center"/>
                                 <w:rPr>
                                   <w:caps/>
@@ -2338,9 +2860,9 @@
             </wp:anchor>
           </w:drawing>
         </mc:Choice>
-        <mc:Fallback>
+        <mc:Fallback xmlns:arto="http://schemas.microsoft.com/office/word/2006/arto" xmlns:a="http://schemas.openxmlformats.org/drawingml/2006/main">
           <w:pict>
-            <v:rect w14:anchorId="505419E7" id="Rectángulo 200" o:spid="_x0000_s1026" style="position:absolute;margin-left:0;margin-top:0;width:468.5pt;height:21.3pt;z-index:-251658240;visibility:visible;mso-wrap-style:square;mso-width-percent:1000;mso-height-percent:27;mso-top-percent:45;mso-wrap-distance-left:9.35pt;mso-wrap-distance-top:0;mso-wrap-distance-right:9.35pt;mso-wrap-distance-bottom:0;mso-position-horizontal:center;mso-position-horizontal-relative:margin;mso-position-vertical-relative:page;mso-width-percent:1000;mso-height-percent:27;mso-top-percent:45;mso-width-relative:margin;mso-height-relative:page;v-text-anchor:middle" o:gfxdata="UEsDBBQABgAIAAAAIQC2gziS/gAAAOEBAAATAAAAW0NvbnRlbnRfVHlwZXNdLnhtbJSRQU7DMBBF&#10;90jcwfIWJU67QAgl6YK0S0CoHGBkTxKLZGx5TGhvj5O2G0SRWNoz/78nu9wcxkFMGNg6quQqL6RA&#10;0s5Y6ir5vt9lD1JwBDIwOMJKHpHlpr69KfdHjyxSmriSfYz+USnWPY7AufNIadK6MEJMx9ApD/oD&#10;OlTrorhX2lFEilmcO2RdNtjC5xDF9pCuTyYBB5bi6bQ4syoJ3g9WQ0ymaiLzg5KdCXlKLjvcW893&#10;SUOqXwnz5DrgnHtJTxOsQfEKIT7DmDSUCaxw7Rqn8787ZsmRM9e2VmPeBN4uqYvTtW7jvijg9N/y&#10;JsXecLq0q+WD6m8AAAD//wMAUEsDBBQABgAIAAAAIQA4/SH/1gAAAJQBAAALAAAAX3JlbHMvLnJl&#10;bHOkkMFqwzAMhu+DvYPRfXGawxijTi+j0GvpHsDYimMaW0Yy2fr2M4PBMnrbUb/Q94l/f/hMi1qR&#10;JVI2sOt6UJgd+ZiDgffL8ekFlFSbvV0oo4EbChzGx4f9GRdb25HMsYhqlCwG5lrLq9biZkxWOiqY&#10;22YiTra2kYMu1l1tQD30/bPm3wwYN0x18gb45AdQl1tp5j/sFB2T0FQ7R0nTNEV3j6o9feQzro1i&#10;OWA14Fm+Q8a1a8+Bvu/d/dMb2JY5uiPbhG/ktn4cqGU/er3pcvwCAAD//wMAUEsDBBQABgAIAAAA&#10;IQAYDxPkeAIAAG0FAAAOAAAAZHJzL2Uyb0RvYy54bWysVN9P2zAQfp+0/8Hy+0jawRgVKaqKmCYh&#10;qAYTz65jN5Ecn3d2m3R//c5OmjJAmzTtxTn7fn/57i6vusawnUJfgy345CTnTFkJZW03Bf/+ePPh&#10;M2c+CFsKA1YVfK88v5q/f3fZupmaQgWmVMgoiPWz1hW8CsHNsszLSjXCn4BTlpQasBGBrrjJShQt&#10;RW9MNs3zT1kLWDoEqbyn1+teyecpvtZKhnutvQrMFJxqC+nEdK7jmc0vxWyDwlW1HMoQ/1BFI2pL&#10;ScdQ1yIItsX6VaimlggedDiR0GSgdS1V6oG6meQvunmohFOpFwLHuxEm///Cyrvdg1shwdA6P/Mk&#10;xi46jU38Un2sS2DtR7BUF5ikx7OLszz/eMGZJN30PD89O49oZkdvhz58UdCwKBQc6WckjMTu1ofe&#10;9GASk3kwdXlTG5MukQBqaZDtBP06IaWyYTIk+M3S2GhvIXr2QeNLdmwnSWFvVLQz9pvSrC6pgWkq&#10;JjHtdaJUQyVK1eenVvNEFmpv9EjNpoDRWlP+MfbkT7H7Kgf76KoSUUfn/O/Oo0fKDDaMzk1tAd8K&#10;YEb4dG9/AKmHJqIUunVHxUVxDeV+hQyhnxjv5E1Nf/FW+LASSCNCw0RjH+7p0AbagsMgcVYB/nzr&#10;PdoTc0nLWUsjV3D/YytQcWa+WuL0xeT0NM5ouhCdpnTB55r1c43dNksgakxowTiZxGgfzEHUCM0T&#10;bYdFzEoqYSXlLrgMeLgsQ78KaL9ItVgkM5pLJ8KtfXAyBo8AR5Y+dk8C3UDlQENwB4fxFLMXjO5t&#10;o6d3i20gaia6H3EdoKeZThwa9k9cGs/vyeq4Jee/AAAA//8DAFBLAwQUAAYACAAAACEAfkcCw9kA&#10;AAAEAQAADwAAAGRycy9kb3ducmV2LnhtbEyPwU7DMBBE70j8g7VI3KjTFhWaxqmqVuVa0fIBTryN&#10;A/Y6xG4a/p6FC1xGGs1q5m2xHr0TA/axDaRgOslAINXBtNQoeDvtH55BxKTJaBcIFXxhhHV5e1Po&#10;3IQrveJwTI3gEoq5VmBT6nIpY23R6zgJHRJn59B7ndj2jTS9vnK5d3KWZQvpdUu8YHWHW4v1x/Hi&#10;FRxo/mK3zeb981QN52rnpjs87JW6vxs3KxAJx/R3DD/4jA4lM1XhQiYKp4AfSb/K2XL+xLZS8Dhb&#10;gCwL+R++/AYAAP//AwBQSwECLQAUAAYACAAAACEAtoM4kv4AAADhAQAAEwAAAAAAAAAAAAAAAAAA&#10;AAAAW0NvbnRlbnRfVHlwZXNdLnhtbFBLAQItABQABgAIAAAAIQA4/SH/1gAAAJQBAAALAAAAAAAA&#10;AAAAAAAAAC8BAABfcmVscy8ucmVsc1BLAQItABQABgAIAAAAIQAYDxPkeAIAAG0FAAAOAAAAAAAA&#10;AAAAAAAAAC4CAABkcnMvZTJvRG9jLnhtbFBLAQItABQABgAIAAAAIQB+RwLD2QAAAAQBAAAPAAAA&#10;AAAAAAAAAAAAANIEAABkcnMvZG93bnJldi54bWxQSwUGAAAAAAQABADzAAAA2AUAAAAA&#10;" o:allowoverlap="f" fillcolor="#156082 [3204]" stroked="f" strokeweight="1.5pt">
+            <v:rect id="Rectángulo 200" style="position:absolute;margin-left:0;margin-top:0;width:468.5pt;height:21.3pt;z-index:-251658240;visibility:visible;mso-wrap-style:square;mso-width-percent:1000;mso-height-percent:27;mso-top-percent:45;mso-wrap-distance-left:9.35pt;mso-wrap-distance-top:0;mso-wrap-distance-right:9.35pt;mso-wrap-distance-bottom:0;mso-position-horizontal:center;mso-position-horizontal-relative:margin;mso-position-vertical-relative:page;mso-width-percent:1000;mso-height-percent:27;mso-top-percent:45;mso-width-relative:margin;mso-height-relative:page;v-text-anchor:middle" o:spid="_x0000_s1026" o:allowoverlap="f" fillcolor="#156082 [3204]" stroked="f" strokeweight="1.5pt" w14:anchorId="505419E7" o:gfxdata="UEsDBBQABgAIAAAAIQC2gziS/gAAAOEBAAATAAAAW0NvbnRlbnRfVHlwZXNdLnhtbJSRQU7DMBBF&#10;90jcwfIWJU67QAgl6YK0S0CoHGBkTxKLZGx5TGhvj5O2G0SRWNoz/78nu9wcxkFMGNg6quQqL6RA&#10;0s5Y6ir5vt9lD1JwBDIwOMJKHpHlpr69KfdHjyxSmriSfYz+USnWPY7AufNIadK6MEJMx9ApD/oD&#10;OlTrorhX2lFEilmcO2RdNtjC5xDF9pCuTyYBB5bi6bQ4syoJ3g9WQ0ymaiLzg5KdCXlKLjvcW893&#10;SUOqXwnz5DrgnHtJTxOsQfEKIT7DmDSUCaxw7Rqn8787ZsmRM9e2VmPeBN4uqYvTtW7jvijg9N/y&#10;JsXecLq0q+WD6m8AAAD//wMAUEsDBBQABgAIAAAAIQA4/SH/1gAAAJQBAAALAAAAX3JlbHMvLnJl&#10;bHOkkMFqwzAMhu+DvYPRfXGawxijTi+j0GvpHsDYimMaW0Yy2fr2M4PBMnrbUb/Q94l/f/hMi1qR&#10;JVI2sOt6UJgd+ZiDgffL8ekFlFSbvV0oo4EbChzGx4f9GRdb25HMsYhqlCwG5lrLq9biZkxWOiqY&#10;22YiTra2kYMu1l1tQD30/bPm3wwYN0x18gb45AdQl1tp5j/sFB2T0FQ7R0nTNEV3j6o9feQzro1i&#10;OWA14Fm+Q8a1a8+Bvu/d/dMb2JY5uiPbhG/ktn4cqGU/er3pcvwCAAD//wMAUEsDBBQABgAIAAAA&#10;IQAYDxPkeAIAAG0FAAAOAAAAZHJzL2Uyb0RvYy54bWysVN9P2zAQfp+0/8Hy+0jawRgVKaqKmCYh&#10;qAYTz65jN5Ecn3d2m3R//c5OmjJAmzTtxTn7fn/57i6vusawnUJfgy345CTnTFkJZW03Bf/+ePPh&#10;M2c+CFsKA1YVfK88v5q/f3fZupmaQgWmVMgoiPWz1hW8CsHNsszLSjXCn4BTlpQasBGBrrjJShQt&#10;RW9MNs3zT1kLWDoEqbyn1+teyecpvtZKhnutvQrMFJxqC+nEdK7jmc0vxWyDwlW1HMoQ/1BFI2pL&#10;ScdQ1yIItsX6VaimlggedDiR0GSgdS1V6oG6meQvunmohFOpFwLHuxEm///Cyrvdg1shwdA6P/Mk&#10;xi46jU38Un2sS2DtR7BUF5ikx7OLszz/eMGZJN30PD89O49oZkdvhz58UdCwKBQc6WckjMTu1ofe&#10;9GASk3kwdXlTG5MukQBqaZDtBP06IaWyYTIk+M3S2GhvIXr2QeNLdmwnSWFvVLQz9pvSrC6pgWkq&#10;JjHtdaJUQyVK1eenVvNEFmpv9EjNpoDRWlP+MfbkT7H7Kgf76KoSUUfn/O/Oo0fKDDaMzk1tAd8K&#10;YEb4dG9/AKmHJqIUunVHxUVxDeV+hQyhnxjv5E1Nf/FW+LASSCNCw0RjH+7p0AbagsMgcVYB/nzr&#10;PdoTc0nLWUsjV3D/YytQcWa+WuL0xeT0NM5ouhCdpnTB55r1c43dNksgakxowTiZxGgfzEHUCM0T&#10;bYdFzEoqYSXlLrgMeLgsQ78KaL9ItVgkM5pLJ8KtfXAyBo8AR5Y+dk8C3UDlQENwB4fxFLMXjO5t&#10;o6d3i20gaia6H3EdoKeZThwa9k9cGs/vyeq4Jee/AAAA//8DAFBLAwQUAAYACAAAACEAfkcCw9kA&#10;AAAEAQAADwAAAGRycy9kb3ducmV2LnhtbEyPwU7DMBBE70j8g7VI3KjTFhWaxqmqVuVa0fIBTryN&#10;A/Y6xG4a/p6FC1xGGs1q5m2xHr0TA/axDaRgOslAINXBtNQoeDvtH55BxKTJaBcIFXxhhHV5e1Po&#10;3IQrveJwTI3gEoq5VmBT6nIpY23R6zgJHRJn59B7ndj2jTS9vnK5d3KWZQvpdUu8YHWHW4v1x/Hi&#10;FRxo/mK3zeb981QN52rnpjs87JW6vxs3KxAJx/R3DD/4jA4lM1XhQiYKp4AfSb/K2XL+xLZS8Dhb&#10;gCwL+R++/AYAAP//AwBQSwECLQAUAAYACAAAACEAtoM4kv4AAADhAQAAEwAAAAAAAAAAAAAAAAAA&#10;AAAAW0NvbnRlbnRfVHlwZXNdLnhtbFBLAQItABQABgAIAAAAIQA4/SH/1gAAAJQBAAALAAAAAAAA&#10;AAAAAAAAAC8BAABfcmVscy8ucmVsc1BLAQItABQABgAIAAAAIQAYDxPkeAIAAG0FAAAOAAAAAAAA&#10;AAAAAAAAAC4CAABkcnMvZTJvRG9jLnhtbFBLAQItABQABgAIAAAAIQB+RwLD2QAAAAQBAAAPAAAA&#10;AAAAAAAAAAAAANIEAABkcnMvZG93bnJldi54bWxQSwUGAAAAAAQABADzAAAA2AUAAAAA&#10;">
               <v:textbox style="mso-fit-shape-to-text:t">
                 <w:txbxContent>
                   <w:sdt>
@@ -2356,11 +2878,10 @@
                       <w:dataBinding w:prefixMappings="xmlns:ns0='http://purl.org/dc/elements/1.1/' xmlns:ns1='http://schemas.openxmlformats.org/package/2006/metadata/core-properties' " w:xpath="/ns1:coreProperties[1]/ns0:title[1]" w:storeItemID="{6C3C8BC8-F283-45AE-878A-BAB7291924A1}"/>
                       <w:text/>
                     </w:sdtPr>
-                    <w:sdtEndPr/>
                     <w:sdtContent>
                       <w:p>
                         <w:pPr>
-                          <w:pStyle w:val="Encabezado"/>
+                          <w:pStyle w:val="Header"/>
                           <w:jc w:val="center"/>
                           <w:rPr>
                             <w:caps/>
@@ -2392,14 +2913,14 @@
 
 <file path=word/intelligence2.xml><?xml version="1.0" encoding="utf-8"?>
 <int2:intelligence xmlns:int2="http://schemas.microsoft.com/office/intelligence/2020/intelligence" xmlns:oel="http://schemas.microsoft.com/office/2019/extlst">
-  <int2:observations/>
+  <int2:observations>
+    <int2:textHash int2:hashCode="PGbCLpC8Bq5zlb" int2:id="oGe3e2dw">
+      <int2:state int2:value="Rejected" int2:type="spell"/>
+    </int2:textHash>
+  </int2:observations>
   <int2:intelligenceSettings/>
   <int2:onDemandWorkflows/>
 </int2:intelligence>
-</file>
-
-<file path=word/numbering.xml><?xml version="1.0" encoding="utf-8"?>
-<w:numbering xmlns:wpc="http://schemas.microsoft.com/office/word/2010/wordprocessingCanvas" xmlns:cx="http://schemas.microsoft.com/office/drawing/2014/chartex" xmlns:cx1="http://schemas.microsoft.com/office/drawing/2015/9/8/chartex" xmlns:cx2="http://schemas.microsoft.com/office/drawing/2015/10/21/chartex" xmlns:cx3="http://schemas.microsoft.com/office/drawing/2016/5/9/chartex" xmlns:cx4="http://schemas.microsoft.com/office/drawing/2016/5/10/chartex" xmlns:cx5="http://schemas.microsoft.com/office/drawing/2016/5/11/chartex" xmlns:cx6="http://schemas.microsoft.com/office/drawing/2016/5/12/chartex" xmlns:cx7="http://schemas.microsoft.com/office/drawing/2016/5/13/chartex" xmlns:cx8="http://schemas.microsoft.com/office/drawing/2016/5/14/chartex" xmlns:mc="http://schemas.openxmlformats.org/markup-compatibility/2006" xmlns:aink="http://schemas.microsoft.com/office/drawing/2016/ink" xmlns:am3d="http://schemas.microsoft.com/office/drawing/2017/model3d" xmlns:o="urn:schemas-microsoft-com:office:office" xmlns:oel="http://schemas.microsoft.com/office/2019/extlst" xmlns:r="http://schemas.openxmlformats.org/officeDocument/2006/relationships" xmlns:m="http://schemas.openxmlformats.org/officeDocument/2006/math" xmlns:v="urn:schemas-microsoft-com:vml" xmlns:wp14="http://schemas.microsoft.com/office/word/2010/wordprocessingDrawing" xmlns:wp="http://schemas.openxmlformats.org/drawingml/2006/wordprocessingDrawing" xmlns:w10="urn:schemas-microsoft-com:office:word" xmlns:w="http://schemas.openxmlformats.org/wordprocessingml/2006/main" xmlns:w14="http://schemas.microsoft.com/office/word/2010/wordml" xmlns:w15="http://schemas.microsoft.com/office/word/2012/wordml" xmlns:w16cex="http://schemas.microsoft.com/office/word/2018/wordml/cex" xmlns:w16cid="http://schemas.microsoft.com/office/word/2016/wordml/cid" xmlns:w16="http://schemas.microsoft.com/office/word/2018/wordml" xmlns:w16du="http://schemas.microsoft.com/office/word/2023/wordml/word16du" xmlns:w16sdtdh="http://schemas.microsoft.com/office/word/2020/wordml/sdtdatahash" xmlns:w16sdtfl="http://schemas.microsoft.com/office/word/2024/wordml/sdtformatlock" xmlns:w16se="http://schemas.microsoft.com/office/word/2015/wordml/symex" xmlns:wpg="http://schemas.microsoft.com/office/word/2010/wordprocessingGroup" xmlns:wpi="http://schemas.microsoft.com/office/word/2010/wordprocessingInk" xmlns:wne="http://schemas.microsoft.com/office/word/2006/wordml" xmlns:wps="http://schemas.microsoft.com/office/word/2010/wordprocessingShape" mc:Ignorable="w14 w15 w16se w16cid w16 w16cex w16sdtdh w16sdtfl w16du wp14"/>
 </file>
 
 <file path=word/styles.xml><?xml version="1.0" encoding="utf-8"?>
@@ -2811,11 +3332,11 @@
       <w:szCs w:val="22"/>
     </w:rPr>
   </w:style>
-  <w:style w:type="paragraph" w:styleId="Ttulo1">
+  <w:style w:type="paragraph" w:styleId="Heading1">
     <w:name w:val="heading 1"/>
     <w:basedOn w:val="Normal"/>
     <w:next w:val="Normal"/>
-    <w:link w:val="Ttulo1Car"/>
+    <w:link w:val="Heading1Char"/>
     <w:uiPriority w:val="9"/>
     <w:qFormat/>
     <w:rsid w:val="5E9105EB"/>
@@ -2832,11 +3353,11 @@
       <w:szCs w:val="40"/>
     </w:rPr>
   </w:style>
-  <w:style w:type="paragraph" w:styleId="Ttulo2">
+  <w:style w:type="paragraph" w:styleId="Heading2">
     <w:name w:val="heading 2"/>
     <w:basedOn w:val="Normal"/>
     <w:next w:val="Normal"/>
-    <w:link w:val="Ttulo2Car"/>
+    <w:link w:val="Heading2Char"/>
     <w:uiPriority w:val="9"/>
     <w:semiHidden/>
     <w:unhideWhenUsed/>
@@ -2855,11 +3376,11 @@
       <w:szCs w:val="32"/>
     </w:rPr>
   </w:style>
-  <w:style w:type="paragraph" w:styleId="Ttulo3">
+  <w:style w:type="paragraph" w:styleId="Heading3">
     <w:name w:val="heading 3"/>
     <w:basedOn w:val="Normal"/>
     <w:next w:val="Normal"/>
-    <w:link w:val="Ttulo3Car"/>
+    <w:link w:val="Heading3Char"/>
     <w:uiPriority w:val="9"/>
     <w:semiHidden/>
     <w:unhideWhenUsed/>
@@ -2878,11 +3399,11 @@
       <w:szCs w:val="28"/>
     </w:rPr>
   </w:style>
-  <w:style w:type="paragraph" w:styleId="Ttulo4">
+  <w:style w:type="paragraph" w:styleId="Heading4">
     <w:name w:val="heading 4"/>
     <w:basedOn w:val="Normal"/>
     <w:next w:val="Normal"/>
-    <w:link w:val="Ttulo4Car"/>
+    <w:link w:val="Heading4Char"/>
     <w:uiPriority w:val="9"/>
     <w:semiHidden/>
     <w:unhideWhenUsed/>
@@ -2903,11 +3424,11 @@
       <w:szCs w:val="24"/>
     </w:rPr>
   </w:style>
-  <w:style w:type="paragraph" w:styleId="Ttulo5">
+  <w:style w:type="paragraph" w:styleId="Heading5">
     <w:name w:val="heading 5"/>
     <w:basedOn w:val="Normal"/>
     <w:next w:val="Normal"/>
-    <w:link w:val="Ttulo5Car"/>
+    <w:link w:val="Heading5Char"/>
     <w:uiPriority w:val="9"/>
     <w:semiHidden/>
     <w:unhideWhenUsed/>
@@ -2926,11 +3447,11 @@
       <w:szCs w:val="24"/>
     </w:rPr>
   </w:style>
-  <w:style w:type="paragraph" w:styleId="Ttulo6">
+  <w:style w:type="paragraph" w:styleId="Heading6">
     <w:name w:val="heading 6"/>
     <w:basedOn w:val="Normal"/>
     <w:next w:val="Normal"/>
-    <w:link w:val="Ttulo6Car"/>
+    <w:link w:val="Heading6Char"/>
     <w:uiPriority w:val="9"/>
     <w:semiHidden/>
     <w:unhideWhenUsed/>
@@ -2951,11 +3472,11 @@
       <w:szCs w:val="24"/>
     </w:rPr>
   </w:style>
-  <w:style w:type="paragraph" w:styleId="Ttulo7">
+  <w:style w:type="paragraph" w:styleId="Heading7">
     <w:name w:val="heading 7"/>
     <w:basedOn w:val="Normal"/>
     <w:next w:val="Normal"/>
-    <w:link w:val="Ttulo7Car"/>
+    <w:link w:val="Heading7Char"/>
     <w:uiPriority w:val="9"/>
     <w:semiHidden/>
     <w:unhideWhenUsed/>
@@ -2974,11 +3495,11 @@
       <w:szCs w:val="24"/>
     </w:rPr>
   </w:style>
-  <w:style w:type="paragraph" w:styleId="Ttulo8">
+  <w:style w:type="paragraph" w:styleId="Heading8">
     <w:name w:val="heading 8"/>
     <w:basedOn w:val="Normal"/>
     <w:next w:val="Normal"/>
-    <w:link w:val="Ttulo8Car"/>
+    <w:link w:val="Heading8Char"/>
     <w:uiPriority w:val="9"/>
     <w:semiHidden/>
     <w:unhideWhenUsed/>
@@ -2999,11 +3520,11 @@
       <w:szCs w:val="24"/>
     </w:rPr>
   </w:style>
-  <w:style w:type="paragraph" w:styleId="Ttulo9">
+  <w:style w:type="paragraph" w:styleId="Heading9">
     <w:name w:val="heading 9"/>
     <w:basedOn w:val="Normal"/>
     <w:next w:val="Normal"/>
-    <w:link w:val="Ttulo9Car"/>
+    <w:link w:val="Heading9Char"/>
     <w:uiPriority w:val="9"/>
     <w:semiHidden/>
     <w:unhideWhenUsed/>
@@ -3022,13 +3543,13 @@
       <w:szCs w:val="24"/>
     </w:rPr>
   </w:style>
-  <w:style w:type="character" w:default="1" w:styleId="Fuentedeprrafopredeter">
+  <w:style w:type="character" w:default="1" w:styleId="DefaultParagraphFont">
     <w:name w:val="Default Paragraph Font"/>
     <w:uiPriority w:val="1"/>
     <w:semiHidden/>
     <w:unhideWhenUsed/>
   </w:style>
-  <w:style w:type="table" w:default="1" w:styleId="Tablanormal">
+  <w:style w:type="table" w:default="1" w:styleId="TableNormal">
     <w:name w:val="Normal Table"/>
     <w:uiPriority w:val="99"/>
     <w:semiHidden/>
@@ -3043,16 +3564,16 @@
       </w:tblCellMar>
     </w:tblPr>
   </w:style>
-  <w:style w:type="numbering" w:default="1" w:styleId="Sinlista">
+  <w:style w:type="numbering" w:default="1" w:styleId="NoList">
     <w:name w:val="No List"/>
     <w:uiPriority w:val="99"/>
     <w:semiHidden/>
     <w:unhideWhenUsed/>
   </w:style>
-  <w:style w:type="character" w:customStyle="1" w:styleId="Ttulo1Car">
-    <w:name w:val="Título 1 Car"/>
-    <w:basedOn w:val="Fuentedeprrafopredeter"/>
-    <w:link w:val="Ttulo1"/>
+  <w:style w:type="character" w:customStyle="1" w:styleId="Heading1Char">
+    <w:name w:val="Heading 1 Char"/>
+    <w:basedOn w:val="DefaultParagraphFont"/>
+    <w:link w:val="Heading1"/>
     <w:uiPriority w:val="9"/>
     <w:rsid w:val="00B330E8"/>
     <w:rPr>
@@ -3062,10 +3583,10 @@
       <w:szCs w:val="40"/>
     </w:rPr>
   </w:style>
-  <w:style w:type="character" w:customStyle="1" w:styleId="Ttulo2Car">
-    <w:name w:val="Título 2 Car"/>
-    <w:basedOn w:val="Fuentedeprrafopredeter"/>
-    <w:link w:val="Ttulo2"/>
+  <w:style w:type="character" w:customStyle="1" w:styleId="Heading2Char">
+    <w:name w:val="Heading 2 Char"/>
+    <w:basedOn w:val="DefaultParagraphFont"/>
+    <w:link w:val="Heading2"/>
     <w:uiPriority w:val="9"/>
     <w:semiHidden/>
     <w:rsid w:val="00B330E8"/>
@@ -3076,10 +3597,10 @@
       <w:szCs w:val="32"/>
     </w:rPr>
   </w:style>
-  <w:style w:type="character" w:customStyle="1" w:styleId="Ttulo3Car">
-    <w:name w:val="Título 3 Car"/>
-    <w:basedOn w:val="Fuentedeprrafopredeter"/>
-    <w:link w:val="Ttulo3"/>
+  <w:style w:type="character" w:customStyle="1" w:styleId="Heading3Char">
+    <w:name w:val="Heading 3 Char"/>
+    <w:basedOn w:val="DefaultParagraphFont"/>
+    <w:link w:val="Heading3"/>
     <w:uiPriority w:val="9"/>
     <w:semiHidden/>
     <w:rsid w:val="00B330E8"/>
@@ -3090,10 +3611,10 @@
       <w:szCs w:val="28"/>
     </w:rPr>
   </w:style>
-  <w:style w:type="character" w:customStyle="1" w:styleId="Ttulo4Car">
-    <w:name w:val="Título 4 Car"/>
-    <w:basedOn w:val="Fuentedeprrafopredeter"/>
-    <w:link w:val="Ttulo4"/>
+  <w:style w:type="character" w:customStyle="1" w:styleId="Heading4Char">
+    <w:name w:val="Heading 4 Char"/>
+    <w:basedOn w:val="DefaultParagraphFont"/>
+    <w:link w:val="Heading4"/>
     <w:uiPriority w:val="9"/>
     <w:semiHidden/>
     <w:rsid w:val="00B330E8"/>
@@ -3104,10 +3625,10 @@
       <w:color w:val="0F4761" w:themeColor="accent1" w:themeShade="BF"/>
     </w:rPr>
   </w:style>
-  <w:style w:type="character" w:customStyle="1" w:styleId="Ttulo5Car">
-    <w:name w:val="Título 5 Car"/>
-    <w:basedOn w:val="Fuentedeprrafopredeter"/>
-    <w:link w:val="Ttulo5"/>
+  <w:style w:type="character" w:customStyle="1" w:styleId="Heading5Char">
+    <w:name w:val="Heading 5 Char"/>
+    <w:basedOn w:val="DefaultParagraphFont"/>
+    <w:link w:val="Heading5"/>
     <w:uiPriority w:val="9"/>
     <w:semiHidden/>
     <w:rsid w:val="00B330E8"/>
@@ -3116,10 +3637,10 @@
       <w:color w:val="0F4761" w:themeColor="accent1" w:themeShade="BF"/>
     </w:rPr>
   </w:style>
-  <w:style w:type="character" w:customStyle="1" w:styleId="Ttulo6Car">
-    <w:name w:val="Título 6 Car"/>
-    <w:basedOn w:val="Fuentedeprrafopredeter"/>
-    <w:link w:val="Ttulo6"/>
+  <w:style w:type="character" w:customStyle="1" w:styleId="Heading6Char">
+    <w:name w:val="Heading 6 Char"/>
+    <w:basedOn w:val="DefaultParagraphFont"/>
+    <w:link w:val="Heading6"/>
     <w:uiPriority w:val="9"/>
     <w:semiHidden/>
     <w:rsid w:val="00B330E8"/>
@@ -3130,10 +3651,10 @@
       <w:color w:val="595959" w:themeColor="text1" w:themeTint="A6"/>
     </w:rPr>
   </w:style>
-  <w:style w:type="character" w:customStyle="1" w:styleId="Ttulo7Car">
-    <w:name w:val="Título 7 Car"/>
-    <w:basedOn w:val="Fuentedeprrafopredeter"/>
-    <w:link w:val="Ttulo7"/>
+  <w:style w:type="character" w:customStyle="1" w:styleId="Heading7Char">
+    <w:name w:val="Heading 7 Char"/>
+    <w:basedOn w:val="DefaultParagraphFont"/>
+    <w:link w:val="Heading7"/>
     <w:uiPriority w:val="9"/>
     <w:semiHidden/>
     <w:rsid w:val="00B330E8"/>
@@ -3142,10 +3663,10 @@
       <w:color w:val="595959" w:themeColor="text1" w:themeTint="A6"/>
     </w:rPr>
   </w:style>
-  <w:style w:type="character" w:customStyle="1" w:styleId="Ttulo8Car">
-    <w:name w:val="Título 8 Car"/>
-    <w:basedOn w:val="Fuentedeprrafopredeter"/>
-    <w:link w:val="Ttulo8"/>
+  <w:style w:type="character" w:customStyle="1" w:styleId="Heading8Char">
+    <w:name w:val="Heading 8 Char"/>
+    <w:basedOn w:val="DefaultParagraphFont"/>
+    <w:link w:val="Heading8"/>
     <w:uiPriority w:val="9"/>
     <w:semiHidden/>
     <w:rsid w:val="00B330E8"/>
@@ -3156,10 +3677,10 @@
       <w:color w:val="272727"/>
     </w:rPr>
   </w:style>
-  <w:style w:type="character" w:customStyle="1" w:styleId="Ttulo9Car">
-    <w:name w:val="Título 9 Car"/>
-    <w:basedOn w:val="Fuentedeprrafopredeter"/>
-    <w:link w:val="Ttulo9"/>
+  <w:style w:type="character" w:customStyle="1" w:styleId="Heading9Char">
+    <w:name w:val="Heading 9 Char"/>
+    <w:basedOn w:val="DefaultParagraphFont"/>
+    <w:link w:val="Heading9"/>
     <w:uiPriority w:val="9"/>
     <w:semiHidden/>
     <w:rsid w:val="00B330E8"/>
@@ -3168,11 +3689,11 @@
       <w:color w:val="272727"/>
     </w:rPr>
   </w:style>
-  <w:style w:type="paragraph" w:styleId="Ttulo">
+  <w:style w:type="paragraph" w:styleId="Title">
     <w:name w:val="Title"/>
     <w:basedOn w:val="Normal"/>
     <w:next w:val="Normal"/>
-    <w:link w:val="TtuloCar"/>
+    <w:link w:val="TitleChar"/>
     <w:uiPriority w:val="10"/>
     <w:qFormat/>
     <w:rsid w:val="5E9105EB"/>
@@ -3186,10 +3707,10 @@
       <w:szCs w:val="56"/>
     </w:rPr>
   </w:style>
-  <w:style w:type="character" w:customStyle="1" w:styleId="TtuloCar">
-    <w:name w:val="Título Car"/>
-    <w:basedOn w:val="Fuentedeprrafopredeter"/>
-    <w:link w:val="Ttulo"/>
+  <w:style w:type="character" w:customStyle="1" w:styleId="TitleChar">
+    <w:name w:val="Title Char"/>
+    <w:basedOn w:val="DefaultParagraphFont"/>
+    <w:link w:val="Title"/>
     <w:uiPriority w:val="10"/>
     <w:rsid w:val="00B330E8"/>
     <w:rPr>
@@ -3198,11 +3719,11 @@
       <w:szCs w:val="56"/>
     </w:rPr>
   </w:style>
-  <w:style w:type="paragraph" w:styleId="Subttulo">
+  <w:style w:type="paragraph" w:styleId="Subtitle">
     <w:name w:val="Subtitle"/>
     <w:basedOn w:val="Normal"/>
     <w:next w:val="Normal"/>
-    <w:link w:val="SubttuloCar"/>
+    <w:link w:val="SubtitleChar"/>
     <w:uiPriority w:val="11"/>
     <w:qFormat/>
     <w:rsid w:val="5E9105EB"/>
@@ -3216,10 +3737,10 @@
       <w:szCs w:val="28"/>
     </w:rPr>
   </w:style>
-  <w:style w:type="character" w:customStyle="1" w:styleId="SubttuloCar">
-    <w:name w:val="Subtítulo Car"/>
-    <w:basedOn w:val="Fuentedeprrafopredeter"/>
-    <w:link w:val="Subttulo"/>
+  <w:style w:type="character" w:customStyle="1" w:styleId="SubtitleChar">
+    <w:name w:val="Subtitle Char"/>
+    <w:basedOn w:val="DefaultParagraphFont"/>
+    <w:link w:val="Subtitle"/>
     <w:uiPriority w:val="11"/>
     <w:rsid w:val="00B330E8"/>
     <w:rPr>
@@ -3229,11 +3750,11 @@
       <w:szCs w:val="28"/>
     </w:rPr>
   </w:style>
-  <w:style w:type="paragraph" w:styleId="Cita">
+  <w:style w:type="paragraph" w:styleId="Quote">
     <w:name w:val="Quote"/>
     <w:basedOn w:val="Normal"/>
     <w:next w:val="Normal"/>
-    <w:link w:val="CitaCar"/>
+    <w:link w:val="QuoteChar"/>
     <w:uiPriority w:val="29"/>
     <w:qFormat/>
     <w:rsid w:val="5E9105EB"/>
@@ -3249,10 +3770,10 @@
       <w:szCs w:val="24"/>
     </w:rPr>
   </w:style>
-  <w:style w:type="character" w:customStyle="1" w:styleId="CitaCar">
-    <w:name w:val="Cita Car"/>
-    <w:basedOn w:val="Fuentedeprrafopredeter"/>
-    <w:link w:val="Cita"/>
+  <w:style w:type="character" w:customStyle="1" w:styleId="QuoteChar">
+    <w:name w:val="Quote Char"/>
+    <w:basedOn w:val="DefaultParagraphFont"/>
+    <w:link w:val="Quote"/>
     <w:uiPriority w:val="29"/>
     <w:rsid w:val="00B330E8"/>
     <w:rPr>
@@ -3261,7 +3782,7 @@
       <w:color w:val="404040" w:themeColor="text1" w:themeTint="BF"/>
     </w:rPr>
   </w:style>
-  <w:style w:type="paragraph" w:styleId="Prrafodelista">
+  <w:style w:type="paragraph" w:styleId="ListParagraph">
     <w:name w:val="List Paragraph"/>
     <w:basedOn w:val="Normal"/>
     <w:uiPriority w:val="34"/>
@@ -3277,9 +3798,9 @@
       <w:szCs w:val="24"/>
     </w:rPr>
   </w:style>
-  <w:style w:type="character" w:styleId="nfasisintenso">
+  <w:style w:type="character" w:styleId="IntenseEmphasis">
     <w:name w:val="Intense Emphasis"/>
-    <w:basedOn w:val="Fuentedeprrafopredeter"/>
+    <w:basedOn w:val="DefaultParagraphFont"/>
     <w:uiPriority w:val="21"/>
     <w:qFormat/>
     <w:rsid w:val="00B330E8"/>
@@ -3289,11 +3810,11 @@
       <w:color w:val="0F4761" w:themeColor="accent1" w:themeShade="BF"/>
     </w:rPr>
   </w:style>
-  <w:style w:type="paragraph" w:styleId="Citadestacada">
+  <w:style w:type="paragraph" w:styleId="IntenseQuote">
     <w:name w:val="Intense Quote"/>
     <w:basedOn w:val="Normal"/>
     <w:next w:val="Normal"/>
-    <w:link w:val="CitadestacadaCar"/>
+    <w:link w:val="IntenseQuoteChar"/>
     <w:uiPriority w:val="30"/>
     <w:qFormat/>
     <w:rsid w:val="5E9105EB"/>
@@ -3314,10 +3835,10 @@
       <w:szCs w:val="24"/>
     </w:rPr>
   </w:style>
-  <w:style w:type="character" w:customStyle="1" w:styleId="CitadestacadaCar">
-    <w:name w:val="Cita destacada Car"/>
-    <w:basedOn w:val="Fuentedeprrafopredeter"/>
-    <w:link w:val="Citadestacada"/>
+  <w:style w:type="character" w:customStyle="1" w:styleId="IntenseQuoteChar">
+    <w:name w:val="Intense Quote Char"/>
+    <w:basedOn w:val="DefaultParagraphFont"/>
+    <w:link w:val="IntenseQuote"/>
     <w:uiPriority w:val="30"/>
     <w:rsid w:val="00B330E8"/>
     <w:rPr>
@@ -3326,9 +3847,9 @@
       <w:color w:val="0F4761" w:themeColor="accent1" w:themeShade="BF"/>
     </w:rPr>
   </w:style>
-  <w:style w:type="character" w:styleId="Referenciaintensa">
+  <w:style w:type="character" w:styleId="IntenseReference">
     <w:name w:val="Intense Reference"/>
-    <w:basedOn w:val="Fuentedeprrafopredeter"/>
+    <w:basedOn w:val="DefaultParagraphFont"/>
     <w:uiPriority w:val="32"/>
     <w:qFormat/>
     <w:rsid w:val="00B330E8"/>
@@ -3340,10 +3861,10 @@
       <w:spacing w:val="5"/>
     </w:rPr>
   </w:style>
-  <w:style w:type="paragraph" w:styleId="Encabezado">
+  <w:style w:type="paragraph" w:styleId="Header">
     <w:name w:val="header"/>
     <w:basedOn w:val="Normal"/>
-    <w:link w:val="EncabezadoCar"/>
+    <w:link w:val="HeaderChar"/>
     <w:uiPriority w:val="99"/>
     <w:unhideWhenUsed/>
     <w:rsid w:val="5E9105EB"/>
@@ -3359,17 +3880,17 @@
       <w:szCs w:val="24"/>
     </w:rPr>
   </w:style>
-  <w:style w:type="character" w:customStyle="1" w:styleId="EncabezadoCar">
-    <w:name w:val="Encabezado Car"/>
-    <w:basedOn w:val="Fuentedeprrafopredeter"/>
-    <w:link w:val="Encabezado"/>
+  <w:style w:type="character" w:customStyle="1" w:styleId="HeaderChar">
+    <w:name w:val="Header Char"/>
+    <w:basedOn w:val="DefaultParagraphFont"/>
+    <w:link w:val="Header"/>
     <w:uiPriority w:val="99"/>
     <w:rsid w:val="00B330E8"/>
   </w:style>
-  <w:style w:type="paragraph" w:styleId="Piedepgina">
+  <w:style w:type="paragraph" w:styleId="Footer">
     <w:name w:val="footer"/>
     <w:basedOn w:val="Normal"/>
-    <w:link w:val="PiedepginaCar"/>
+    <w:link w:val="FooterChar"/>
     <w:uiPriority w:val="99"/>
     <w:unhideWhenUsed/>
     <w:rsid w:val="5E9105EB"/>
@@ -3385,16 +3906,16 @@
       <w:szCs w:val="24"/>
     </w:rPr>
   </w:style>
-  <w:style w:type="character" w:customStyle="1" w:styleId="PiedepginaCar">
-    <w:name w:val="Pie de página Car"/>
-    <w:basedOn w:val="Fuentedeprrafopredeter"/>
-    <w:link w:val="Piedepgina"/>
+  <w:style w:type="character" w:customStyle="1" w:styleId="FooterChar">
+    <w:name w:val="Footer Char"/>
+    <w:basedOn w:val="DefaultParagraphFont"/>
+    <w:link w:val="Footer"/>
     <w:uiPriority w:val="99"/>
     <w:rsid w:val="00B330E8"/>
   </w:style>
-  <w:style w:type="table" w:styleId="Tablaconcuadrcula">
+  <w:style w:type="table" w:styleId="TableGrid">
     <w:name w:val="Table Grid"/>
-    <w:basedOn w:val="Tablanormal"/>
+    <w:basedOn w:val="TableNormal"/>
     <w:uiPriority w:val="59"/>
     <w:rsid w:val="00B330E8"/>
     <w:pPr>

--- a/Documentacion/Planificacion/Lineas Base/LISTA DE HITOS.docx
+++ b/Documentacion/Planificacion/Lineas Base/LISTA DE HITOS.docx
@@ -351,54 +351,8 @@
                 <w:bCs/>
                 <w:sz w:val="20"/>
               </w:rPr>
-              <w:t xml:space="preserve">Entrega del </w:t>
-            </w:r>
-            <w:proofErr w:type="spellStart"/>
-            <w:r>
-              <w:rPr>
-                <w:rFonts w:ascii="Tahoma" w:hAnsi="Tahoma" w:cs="Tahoma"/>
-                <w:bCs/>
-                <w:sz w:val="20"/>
-              </w:rPr>
-              <w:t>Game</w:t>
-            </w:r>
-            <w:proofErr w:type="spellEnd"/>
-            <w:r>
-              <w:rPr>
-                <w:rFonts w:ascii="Tahoma" w:hAnsi="Tahoma" w:cs="Tahoma"/>
-                <w:bCs/>
-                <w:sz w:val="20"/>
-              </w:rPr>
-              <w:t xml:space="preserve"> </w:t>
-            </w:r>
-            <w:proofErr w:type="spellStart"/>
-            <w:r>
-              <w:rPr>
-                <w:rFonts w:ascii="Tahoma" w:hAnsi="Tahoma" w:cs="Tahoma"/>
-                <w:bCs/>
-                <w:sz w:val="20"/>
-              </w:rPr>
-              <w:t>Design</w:t>
-            </w:r>
-            <w:proofErr w:type="spellEnd"/>
-            <w:r>
-              <w:rPr>
-                <w:rFonts w:ascii="Tahoma" w:hAnsi="Tahoma" w:cs="Tahoma"/>
-                <w:bCs/>
-                <w:sz w:val="20"/>
-              </w:rPr>
-              <w:t xml:space="preserve"> </w:t>
-            </w:r>
-            <w:proofErr w:type="spellStart"/>
-            <w:r>
-              <w:rPr>
-                <w:rFonts w:ascii="Tahoma" w:hAnsi="Tahoma" w:cs="Tahoma"/>
-                <w:bCs/>
-                <w:sz w:val="20"/>
-              </w:rPr>
-              <w:t>Document</w:t>
-            </w:r>
-            <w:proofErr w:type="spellEnd"/>
+              <w:t>Entrega del Game Design Document</w:t>
+            </w:r>
           </w:p>
         </w:tc>
         <w:tc>
@@ -420,61 +374,7 @@
                 <w:bCs/>
                 <w:sz w:val="20"/>
               </w:rPr>
-              <w:t xml:space="preserve">Versión final y completa del </w:t>
-            </w:r>
-            <w:proofErr w:type="spellStart"/>
-            <w:r>
-              <w:rPr>
-                <w:rFonts w:ascii="Tahoma" w:hAnsi="Tahoma" w:cs="Tahoma"/>
-                <w:bCs/>
-                <w:sz w:val="20"/>
-              </w:rPr>
-              <w:t>Game</w:t>
-            </w:r>
-            <w:proofErr w:type="spellEnd"/>
-            <w:r>
-              <w:rPr>
-                <w:rFonts w:ascii="Tahoma" w:hAnsi="Tahoma" w:cs="Tahoma"/>
-                <w:bCs/>
-                <w:sz w:val="20"/>
-              </w:rPr>
-              <w:t xml:space="preserve"> </w:t>
-            </w:r>
-            <w:proofErr w:type="spellStart"/>
-            <w:r>
-              <w:rPr>
-                <w:rFonts w:ascii="Tahoma" w:hAnsi="Tahoma" w:cs="Tahoma"/>
-                <w:bCs/>
-                <w:sz w:val="20"/>
-              </w:rPr>
-              <w:t>Design</w:t>
-            </w:r>
-            <w:proofErr w:type="spellEnd"/>
-            <w:r>
-              <w:rPr>
-                <w:rFonts w:ascii="Tahoma" w:hAnsi="Tahoma" w:cs="Tahoma"/>
-                <w:bCs/>
-                <w:sz w:val="20"/>
-              </w:rPr>
-              <w:t xml:space="preserve"> </w:t>
-            </w:r>
-            <w:proofErr w:type="spellStart"/>
-            <w:r>
-              <w:rPr>
-                <w:rFonts w:ascii="Tahoma" w:hAnsi="Tahoma" w:cs="Tahoma"/>
-                <w:bCs/>
-                <w:sz w:val="20"/>
-              </w:rPr>
-              <w:t>Document</w:t>
-            </w:r>
-            <w:proofErr w:type="spellEnd"/>
-            <w:r>
-              <w:rPr>
-                <w:rFonts w:ascii="Tahoma" w:hAnsi="Tahoma" w:cs="Tahoma"/>
-                <w:bCs/>
-                <w:sz w:val="20"/>
-              </w:rPr>
-              <w:t>. Entregables: GDD</w:t>
+              <w:t>Versión final y completa del Game Design Document. Entregables: GDD</w:t>
             </w:r>
             <w:r>
               <w:rPr>
@@ -728,25 +628,7 @@
                 <w:bCs/>
                 <w:sz w:val="20"/>
               </w:rPr>
-              <w:t xml:space="preserve">. Entregables: Movimiento lateral, salto, doble salto, </w:t>
-            </w:r>
-            <w:proofErr w:type="spellStart"/>
-            <w:r>
-              <w:rPr>
-                <w:rFonts w:ascii="Tahoma" w:hAnsi="Tahoma" w:cs="Tahoma"/>
-                <w:bCs/>
-                <w:sz w:val="20"/>
-              </w:rPr>
-              <w:t>dash</w:t>
-            </w:r>
-            <w:proofErr w:type="spellEnd"/>
-            <w:r>
-              <w:rPr>
-                <w:rFonts w:ascii="Tahoma" w:hAnsi="Tahoma" w:cs="Tahoma"/>
-                <w:bCs/>
-                <w:sz w:val="20"/>
-              </w:rPr>
-              <w:t xml:space="preserve">, sistema base de </w:t>
+              <w:t xml:space="preserve">. Entregables: Movimiento lateral, salto, doble salto, dash, sistema base de </w:t>
             </w:r>
             <w:r>
               <w:rPr>
@@ -897,43 +779,7 @@
                 <w:bCs/>
                 <w:sz w:val="20"/>
               </w:rPr>
-              <w:t xml:space="preserve">Los enemigos reaccionan al jugador. Entregables: IA agresiva básica (terrestre y voladora), sistemas de </w:t>
-            </w:r>
-            <w:proofErr w:type="spellStart"/>
-            <w:r>
-              <w:rPr>
-                <w:rFonts w:ascii="Tahoma" w:hAnsi="Tahoma" w:cs="Tahoma"/>
-                <w:bCs/>
-                <w:sz w:val="20"/>
-              </w:rPr>
-              <w:t>spawn</w:t>
-            </w:r>
-            <w:proofErr w:type="spellEnd"/>
-            <w:r>
-              <w:rPr>
-                <w:rFonts w:ascii="Tahoma" w:hAnsi="Tahoma" w:cs="Tahoma"/>
-                <w:bCs/>
-                <w:sz w:val="20"/>
-              </w:rPr>
-              <w:t>/</w:t>
-            </w:r>
-            <w:proofErr w:type="spellStart"/>
-            <w:r>
-              <w:rPr>
-                <w:rFonts w:ascii="Tahoma" w:hAnsi="Tahoma" w:cs="Tahoma"/>
-                <w:bCs/>
-                <w:sz w:val="20"/>
-              </w:rPr>
-              <w:t>despawn</w:t>
-            </w:r>
-            <w:proofErr w:type="spellEnd"/>
-            <w:r>
-              <w:rPr>
-                <w:rFonts w:ascii="Tahoma" w:hAnsi="Tahoma" w:cs="Tahoma"/>
-                <w:bCs/>
-                <w:sz w:val="20"/>
-              </w:rPr>
-              <w:t xml:space="preserve"> y daño por contacto.</w:t>
+              <w:t>Los enemigos reaccionan al jugador. Entregables: IA agresiva básica (terrestre y voladora), sistemas de spawn/despawn y daño por contacto.</w:t>
             </w:r>
           </w:p>
         </w:tc>
@@ -1275,25 +1121,7 @@
                 <w:bCs/>
                 <w:sz w:val="20"/>
               </w:rPr>
-              <w:t>Estructura de Niveles (</w:t>
-            </w:r>
-            <w:proofErr w:type="spellStart"/>
-            <w:r>
-              <w:rPr>
-                <w:rFonts w:ascii="Tahoma" w:hAnsi="Tahoma" w:cs="Tahoma"/>
-                <w:bCs/>
-                <w:sz w:val="20"/>
-              </w:rPr>
-              <w:t>Greybox</w:t>
-            </w:r>
-            <w:proofErr w:type="spellEnd"/>
-            <w:r>
-              <w:rPr>
-                <w:rFonts w:ascii="Tahoma" w:hAnsi="Tahoma" w:cs="Tahoma"/>
-                <w:bCs/>
-                <w:sz w:val="20"/>
-              </w:rPr>
-              <w:t xml:space="preserve"> Completo)</w:t>
+              <w:t>Estructura de Niveles (Greybox Completo)</w:t>
             </w:r>
           </w:p>
         </w:tc>
@@ -1316,61 +1144,7 @@
                 <w:bCs/>
                 <w:sz w:val="20"/>
               </w:rPr>
-              <w:t xml:space="preserve">El juego se puede recorrer de principio a fin sin arte final. Entregables: </w:t>
-            </w:r>
-            <w:proofErr w:type="spellStart"/>
-            <w:r>
-              <w:rPr>
-                <w:rFonts w:ascii="Tahoma" w:hAnsi="Tahoma" w:cs="Tahoma"/>
-                <w:bCs/>
-                <w:sz w:val="20"/>
-              </w:rPr>
-              <w:t>Layout</w:t>
-            </w:r>
-            <w:proofErr w:type="spellEnd"/>
-            <w:r>
-              <w:rPr>
-                <w:rFonts w:ascii="Tahoma" w:hAnsi="Tahoma" w:cs="Tahoma"/>
-                <w:bCs/>
-                <w:sz w:val="20"/>
-              </w:rPr>
-              <w:t xml:space="preserve"> de los 4 niveles, plataformas, </w:t>
-            </w:r>
-            <w:proofErr w:type="spellStart"/>
-            <w:r>
-              <w:rPr>
-                <w:rFonts w:ascii="Tahoma" w:hAnsi="Tahoma" w:cs="Tahoma"/>
-                <w:bCs/>
-                <w:sz w:val="20"/>
-              </w:rPr>
-              <w:t>etc</w:t>
-            </w:r>
-            <w:proofErr w:type="spellEnd"/>
-            <w:r>
-              <w:rPr>
-                <w:rFonts w:ascii="Tahoma" w:hAnsi="Tahoma" w:cs="Tahoma"/>
-                <w:bCs/>
-                <w:sz w:val="20"/>
-              </w:rPr>
-              <w:t xml:space="preserve"> y </w:t>
-            </w:r>
-            <w:proofErr w:type="spellStart"/>
-            <w:r>
-              <w:rPr>
-                <w:rFonts w:ascii="Tahoma" w:hAnsi="Tahoma" w:cs="Tahoma"/>
-                <w:bCs/>
-                <w:sz w:val="20"/>
-              </w:rPr>
-              <w:t>triggers</w:t>
-            </w:r>
-            <w:proofErr w:type="spellEnd"/>
-            <w:r>
-              <w:rPr>
-                <w:rFonts w:ascii="Tahoma" w:hAnsi="Tahoma" w:cs="Tahoma"/>
-                <w:bCs/>
-                <w:sz w:val="20"/>
-              </w:rPr>
-              <w:t xml:space="preserve"> de arenas de jefes colocados.</w:t>
+              <w:t>El juego se puede recorrer de principio a fin sin arte final. Entregables: Layout de los 4 niveles, plataformas, etc y triggers de arenas de jefes colocados.</w:t>
             </w:r>
           </w:p>
         </w:tc>
@@ -1529,25 +1303,7 @@
                 <w:bCs/>
                 <w:sz w:val="20"/>
               </w:rPr>
-              <w:t xml:space="preserve">. Entregables: </w:t>
-            </w:r>
-            <w:proofErr w:type="spellStart"/>
-            <w:r>
-              <w:rPr>
-                <w:rFonts w:ascii="Tahoma" w:hAnsi="Tahoma" w:cs="Tahoma"/>
-                <w:bCs/>
-                <w:sz w:val="20"/>
-              </w:rPr>
-              <w:t>Tilemaps</w:t>
-            </w:r>
-            <w:proofErr w:type="spellEnd"/>
-            <w:r>
-              <w:rPr>
-                <w:rFonts w:ascii="Tahoma" w:hAnsi="Tahoma" w:cs="Tahoma"/>
-                <w:bCs/>
-                <w:sz w:val="20"/>
-              </w:rPr>
-              <w:t>, fondos, animaciones del jugador y enemigos integrados.</w:t>
+              <w:t>. Entregables: Tilemaps, fondos, animaciones del jugador y enemigos integrados.</w:t>
             </w:r>
           </w:p>
         </w:tc>
@@ -1570,23 +1326,7 @@
                 <w:sz w:val="20"/>
                 <w:szCs w:val="20"/>
               </w:rPr>
-              <w:t>0</w:t>
-            </w:r>
-            <w:r>
-              <w:rPr>
-                <w:rFonts w:ascii="Tahoma" w:hAnsi="Tahoma" w:cs="Tahoma"/>
-                <w:sz w:val="20"/>
-                <w:szCs w:val="20"/>
-              </w:rPr>
-              <w:t>4</w:t>
-            </w:r>
-            <w:r>
-              <w:rPr>
-                <w:rFonts w:ascii="Tahoma" w:hAnsi="Tahoma" w:cs="Tahoma"/>
-                <w:sz w:val="20"/>
-                <w:szCs w:val="20"/>
-              </w:rPr>
-              <w:t>/0</w:t>
+              <w:t>04/0</w:t>
             </w:r>
             <w:r>
               <w:rPr>
@@ -1729,7 +1469,7 @@
                 <w:sz w:val="20"/>
                 <w:szCs w:val="20"/>
               </w:rPr>
-              <w:t>8</w:t>
+              <w:t>6</w:t>
             </w:r>
             <w:r>
               <w:rPr>
@@ -1796,23 +1536,13 @@
                 <w:sz w:val="20"/>
               </w:rPr>
             </w:pPr>
-            <w:proofErr w:type="spellStart"/>
-            <w:r>
-              <w:rPr>
-                <w:rFonts w:ascii="Tahoma" w:hAnsi="Tahoma" w:cs="Tahoma"/>
-                <w:bCs/>
-                <w:sz w:val="20"/>
-              </w:rPr>
-              <w:t>Leaderboard</w:t>
-            </w:r>
-            <w:proofErr w:type="spellEnd"/>
-            <w:r>
-              <w:rPr>
-                <w:rFonts w:ascii="Tahoma" w:hAnsi="Tahoma" w:cs="Tahoma"/>
-                <w:bCs/>
-                <w:sz w:val="20"/>
-              </w:rPr>
-              <w:t xml:space="preserve"> Integrado</w:t>
+            <w:r>
+              <w:rPr>
+                <w:rFonts w:ascii="Tahoma" w:hAnsi="Tahoma" w:cs="Tahoma"/>
+                <w:bCs/>
+                <w:sz w:val="20"/>
+              </w:rPr>
+              <w:t>Leaderboard Integrado</w:t>
             </w:r>
           </w:p>
         </w:tc>
@@ -1843,18 +1573,8 @@
                 <w:bCs/>
                 <w:sz w:val="20"/>
               </w:rPr>
-              <w:t xml:space="preserve">: </w:t>
-            </w:r>
-            <w:proofErr w:type="spellStart"/>
-            <w:r>
-              <w:rPr>
-                <w:rFonts w:ascii="Tahoma" w:hAnsi="Tahoma" w:cs="Tahoma"/>
-                <w:bCs/>
-                <w:sz w:val="20"/>
-              </w:rPr>
-              <w:t>Leaderboard</w:t>
-            </w:r>
-            <w:proofErr w:type="spellEnd"/>
+              <w:t>: Leaderboard</w:t>
+            </w:r>
             <w:r>
               <w:rPr>
                 <w:rFonts w:ascii="Tahoma" w:hAnsi="Tahoma" w:cs="Tahoma"/>
@@ -1884,7 +1604,7 @@
                 <w:sz w:val="20"/>
                 <w:szCs w:val="20"/>
               </w:rPr>
-              <w:t>11</w:t>
+              <w:t>09</w:t>
             </w:r>
             <w:r>
               <w:rPr>
@@ -2011,7 +1731,15 @@
                 <w:sz w:val="20"/>
                 <w:szCs w:val="20"/>
               </w:rPr>
-              <w:t>14</w:t>
+              <w:t>1</w:t>
+            </w:r>
+            <w:r>
+              <w:rPr>
+                <w:rFonts w:ascii="Tahoma" w:hAnsi="Tahoma" w:cs="Tahoma"/>
+                <w:sz w:val="20"/>
+                <w:szCs w:val="20"/>
+              </w:rPr>
+              <w:t>1</w:t>
             </w:r>
             <w:r>
               <w:rPr>
@@ -2123,31 +1851,79 @@
                 <w:sz w:val="20"/>
                 <w:szCs w:val="20"/>
               </w:rPr>
-              <w:t xml:space="preserve">Todas las funcionalidades están programadas. </w:t>
-            </w:r>
-            <w:r>
-              <w:rPr>
-                <w:rFonts w:ascii="Tahoma" w:hAnsi="Tahoma" w:cs="Tahoma"/>
-                <w:sz w:val="20"/>
-                <w:szCs w:val="20"/>
-              </w:rPr>
-              <w:t xml:space="preserve">Empieza la </w:t>
-            </w:r>
-            <w:r>
-              <w:rPr>
-                <w:rFonts w:ascii="Tahoma" w:hAnsi="Tahoma" w:cs="Tahoma"/>
-                <w:sz w:val="20"/>
-                <w:szCs w:val="20"/>
-              </w:rPr>
-              <w:t xml:space="preserve">fase de pruebas </w:t>
-            </w:r>
-            <w:r>
-              <w:rPr>
-                <w:rFonts w:ascii="Tahoma" w:hAnsi="Tahoma" w:cs="Tahoma"/>
-                <w:sz w:val="20"/>
-                <w:szCs w:val="20"/>
-              </w:rPr>
-              <w:t>definitiva</w:t>
+              <w:t>Finaliza</w:t>
+            </w:r>
+            <w:r>
+              <w:rPr>
+                <w:rFonts w:ascii="Tahoma" w:hAnsi="Tahoma" w:cs="Tahoma"/>
+                <w:sz w:val="20"/>
+                <w:szCs w:val="20"/>
+              </w:rPr>
+              <w:t xml:space="preserve"> la fase de pruebas definitiva, que asegura que el juego esté completamente terminado y confirma </w:t>
+            </w:r>
+            <w:r>
+              <w:rPr>
+                <w:rFonts w:ascii="Tahoma" w:hAnsi="Tahoma" w:cs="Tahoma"/>
+                <w:sz w:val="20"/>
+                <w:szCs w:val="20"/>
+              </w:rPr>
+              <w:t xml:space="preserve">si es entregable. Incluya </w:t>
+            </w:r>
+            <w:r>
+              <w:rPr>
+                <w:rFonts w:ascii="Tahoma" w:hAnsi="Tahoma" w:cs="Tahoma"/>
+                <w:sz w:val="20"/>
+                <w:szCs w:val="20"/>
+              </w:rPr>
+              <w:t xml:space="preserve">la confirmación de que se cumple con las métricas definidas para las </w:t>
+            </w:r>
+            <w:r>
+              <w:rPr>
+                <w:rFonts w:ascii="Tahoma" w:hAnsi="Tahoma" w:cs="Tahoma"/>
+                <w:sz w:val="20"/>
+                <w:szCs w:val="20"/>
+              </w:rPr>
+              <w:t>pruebas</w:t>
+            </w:r>
+            <w:r>
+              <w:rPr>
+                <w:rFonts w:ascii="Tahoma" w:hAnsi="Tahoma" w:cs="Tahoma"/>
+                <w:sz w:val="20"/>
+                <w:szCs w:val="20"/>
+              </w:rPr>
+              <w:t xml:space="preserve"> </w:t>
+            </w:r>
+            <w:r>
+              <w:rPr>
+                <w:rFonts w:ascii="Tahoma" w:hAnsi="Tahoma" w:cs="Tahoma"/>
+                <w:sz w:val="20"/>
+                <w:szCs w:val="20"/>
+              </w:rPr>
+              <w:t>unitaria</w:t>
+            </w:r>
+            <w:r>
+              <w:rPr>
+                <w:rFonts w:ascii="Tahoma" w:hAnsi="Tahoma" w:cs="Tahoma"/>
+                <w:sz w:val="20"/>
+                <w:szCs w:val="20"/>
+              </w:rPr>
+              <w:t>s</w:t>
+            </w:r>
+            <w:r>
+              <w:rPr>
+                <w:rFonts w:ascii="Tahoma" w:hAnsi="Tahoma" w:cs="Tahoma"/>
+                <w:sz w:val="20"/>
+                <w:szCs w:val="20"/>
+              </w:rPr>
+              <w:t xml:space="preserve">, de </w:t>
+            </w:r>
+            <w:r>
+              <w:rPr>
+                <w:rFonts w:ascii="Tahoma" w:hAnsi="Tahoma" w:cs="Tahoma"/>
+                <w:sz w:val="20"/>
+                <w:szCs w:val="20"/>
+              </w:rPr>
+              <w:t>rendimiento</w:t>
             </w:r>
             <w:r>
               <w:rPr>
@@ -2163,39 +1939,7 @@
                 <w:sz w:val="20"/>
                 <w:szCs w:val="20"/>
               </w:rPr>
-              <w:t xml:space="preserve">que </w:t>
-            </w:r>
-            <w:r>
-              <w:rPr>
-                <w:rFonts w:ascii="Tahoma" w:hAnsi="Tahoma" w:cs="Tahoma"/>
-                <w:sz w:val="20"/>
-                <w:szCs w:val="20"/>
-              </w:rPr>
-              <w:t xml:space="preserve">asegura que </w:t>
-            </w:r>
-            <w:r>
-              <w:rPr>
-                <w:rFonts w:ascii="Tahoma" w:hAnsi="Tahoma" w:cs="Tahoma"/>
-                <w:sz w:val="20"/>
-                <w:szCs w:val="20"/>
-              </w:rPr>
-              <w:t xml:space="preserve">el juego </w:t>
-            </w:r>
-            <w:r>
-              <w:rPr>
-                <w:rFonts w:ascii="Tahoma" w:hAnsi="Tahoma" w:cs="Tahoma"/>
-                <w:sz w:val="20"/>
-                <w:szCs w:val="20"/>
-              </w:rPr>
-              <w:t xml:space="preserve">esté </w:t>
-            </w:r>
-            <w:r>
-              <w:rPr>
-                <w:rFonts w:ascii="Tahoma" w:hAnsi="Tahoma" w:cs="Tahoma"/>
-                <w:sz w:val="20"/>
-                <w:szCs w:val="20"/>
-              </w:rPr>
-              <w:t>completamente terminado</w:t>
+              <w:t>usabilidad</w:t>
             </w:r>
             <w:r>
               <w:rPr>
@@ -2211,97 +1955,7 @@
                 <w:sz w:val="20"/>
                 <w:szCs w:val="20"/>
               </w:rPr>
-              <w:t xml:space="preserve">y </w:t>
-            </w:r>
-            <w:r>
-              <w:rPr>
-                <w:rFonts w:ascii="Tahoma" w:hAnsi="Tahoma" w:cs="Tahoma"/>
-                <w:sz w:val="20"/>
-                <w:szCs w:val="20"/>
-              </w:rPr>
-              <w:t>confirma</w:t>
-            </w:r>
-            <w:r>
-              <w:rPr>
-                <w:rFonts w:ascii="Tahoma" w:hAnsi="Tahoma" w:cs="Tahoma"/>
-                <w:sz w:val="20"/>
-                <w:szCs w:val="20"/>
-              </w:rPr>
-              <w:t xml:space="preserve"> </w:t>
-            </w:r>
-            <w:r>
-              <w:rPr>
-                <w:rFonts w:ascii="Tahoma" w:hAnsi="Tahoma" w:cs="Tahoma"/>
-                <w:sz w:val="20"/>
-                <w:szCs w:val="20"/>
-              </w:rPr>
-              <w:t xml:space="preserve">si </w:t>
-            </w:r>
-            <w:r>
-              <w:rPr>
-                <w:rFonts w:ascii="Tahoma" w:hAnsi="Tahoma" w:cs="Tahoma"/>
-                <w:sz w:val="20"/>
-                <w:szCs w:val="20"/>
-              </w:rPr>
-              <w:t>es entregable</w:t>
-            </w:r>
-            <w:r>
-              <w:rPr>
-                <w:rFonts w:ascii="Tahoma" w:hAnsi="Tahoma" w:cs="Tahoma"/>
-                <w:sz w:val="20"/>
-                <w:szCs w:val="20"/>
-              </w:rPr>
-              <w:t>. Incluya pruebas</w:t>
-            </w:r>
-            <w:r>
-              <w:rPr>
-                <w:rFonts w:ascii="Tahoma" w:hAnsi="Tahoma" w:cs="Tahoma"/>
-                <w:sz w:val="20"/>
-                <w:szCs w:val="20"/>
-              </w:rPr>
-              <w:t xml:space="preserve"> </w:t>
-            </w:r>
-            <w:r>
-              <w:rPr>
-                <w:rFonts w:ascii="Tahoma" w:hAnsi="Tahoma" w:cs="Tahoma"/>
-                <w:sz w:val="20"/>
-                <w:szCs w:val="20"/>
-              </w:rPr>
-              <w:t xml:space="preserve">funcionales, </w:t>
-            </w:r>
-            <w:proofErr w:type="spellStart"/>
-            <w:r>
-              <w:rPr>
-                <w:rFonts w:ascii="Tahoma" w:hAnsi="Tahoma" w:cs="Tahoma"/>
-                <w:sz w:val="20"/>
-                <w:szCs w:val="20"/>
-              </w:rPr>
-              <w:t>playtesting</w:t>
-            </w:r>
-            <w:proofErr w:type="spellEnd"/>
-            <w:r>
-              <w:rPr>
-                <w:rFonts w:ascii="Tahoma" w:hAnsi="Tahoma" w:cs="Tahoma"/>
-                <w:sz w:val="20"/>
-                <w:szCs w:val="20"/>
-              </w:rPr>
-              <w:t xml:space="preserve"> y optimización para asegurar </w:t>
-            </w:r>
-            <w:r>
-              <w:rPr>
-                <w:rFonts w:ascii="Tahoma" w:hAnsi="Tahoma" w:cs="Tahoma"/>
-                <w:sz w:val="20"/>
-                <w:szCs w:val="20"/>
-              </w:rPr>
-              <w:t>la jugabilidad del juego ha terminado y se ha confirmado que es entregable</w:t>
-            </w:r>
-            <w:r>
-              <w:rPr>
-                <w:rFonts w:ascii="Tahoma" w:hAnsi="Tahoma" w:cs="Tahoma"/>
-                <w:sz w:val="20"/>
-                <w:szCs w:val="20"/>
-              </w:rPr>
-              <w:t>.</w:t>
+              <w:t>e integración. Si se cumple, el juego es entregable</w:t>
             </w:r>
           </w:p>
         </w:tc>
@@ -2420,25 +2074,7 @@
                 <w:bCs/>
                 <w:sz w:val="20"/>
               </w:rPr>
-              <w:t xml:space="preserve">Fin del desarrollo. Entregables: </w:t>
-            </w:r>
-            <w:proofErr w:type="spellStart"/>
-            <w:r>
-              <w:rPr>
-                <w:rFonts w:ascii="Tahoma" w:hAnsi="Tahoma" w:cs="Tahoma"/>
-                <w:bCs/>
-                <w:sz w:val="20"/>
-              </w:rPr>
-              <w:t>Build</w:t>
-            </w:r>
-            <w:proofErr w:type="spellEnd"/>
-            <w:r>
-              <w:rPr>
-                <w:rFonts w:ascii="Tahoma" w:hAnsi="Tahoma" w:cs="Tahoma"/>
-                <w:bCs/>
-                <w:sz w:val="20"/>
-              </w:rPr>
-              <w:t xml:space="preserve"> jugable ejecutable sin errores bloqueantes (.exe), Memoria del TFG y Manuales de usuario terminados.</w:t>
+              <w:t>Fin del desarrollo. Entregables: Build jugable ejecutable sin errores bloqueantes (.exe), Memoria del TFG y Manuales de usuario terminados.</w:t>
             </w:r>
           </w:p>
         </w:tc>
@@ -2475,8 +2111,8 @@
       </w:pPr>
     </w:p>
     <w:sectPr>
-      <w:headerReference w:type="default" r:id="rId6"/>
-      <w:footerReference w:type="default" r:id="rId7"/>
+      <w:headerReference w:type="default" r:id="rId7"/>
+      <w:footerReference w:type="default" r:id="rId8"/>
       <w:pgSz w:w="16838" w:h="11906" w:orient="landscape"/>
       <w:pgMar w:top="1701" w:right="1417" w:bottom="1701" w:left="1417" w:header="708" w:footer="708" w:gutter="0"/>
       <w:cols w:space="708"/>
@@ -2860,7 +2496,7 @@
             </wp:anchor>
           </w:drawing>
         </mc:Choice>
-        <mc:Fallback xmlns:arto="http://schemas.microsoft.com/office/word/2006/arto" xmlns:a="http://schemas.openxmlformats.org/drawingml/2006/main">
+        <mc:Fallback xmlns:a="http://schemas.openxmlformats.org/drawingml/2006/main" xmlns:arto="http://schemas.microsoft.com/office/word/2006/arto">
           <w:pict>
             <v:rect id="Rectángulo 200" style="position:absolute;margin-left:0;margin-top:0;width:468.5pt;height:21.3pt;z-index:-251658240;visibility:visible;mso-wrap-style:square;mso-width-percent:1000;mso-height-percent:27;mso-top-percent:45;mso-wrap-distance-left:9.35pt;mso-wrap-distance-top:0;mso-wrap-distance-right:9.35pt;mso-wrap-distance-bottom:0;mso-position-horizontal:center;mso-position-horizontal-relative:margin;mso-position-vertical-relative:page;mso-width-percent:1000;mso-height-percent:27;mso-top-percent:45;mso-width-relative:margin;mso-height-relative:page;v-text-anchor:middle" o:spid="_x0000_s1026" o:allowoverlap="f" fillcolor="#156082 [3204]" stroked="f" strokeweight="1.5pt" w14:anchorId="505419E7" o:gfxdata="UEsDBBQABgAIAAAAIQC2gziS/gAAAOEBAAATAAAAW0NvbnRlbnRfVHlwZXNdLnhtbJSRQU7DMBBF&#10;90jcwfIWJU67QAgl6YK0S0CoHGBkTxKLZGx5TGhvj5O2G0SRWNoz/78nu9wcxkFMGNg6quQqL6RA&#10;0s5Y6ir5vt9lD1JwBDIwOMJKHpHlpr69KfdHjyxSmriSfYz+USnWPY7AufNIadK6MEJMx9ApD/oD&#10;OlTrorhX2lFEilmcO2RdNtjC5xDF9pCuTyYBB5bi6bQ4syoJ3g9WQ0ymaiLzg5KdCXlKLjvcW893&#10;SUOqXwnz5DrgnHtJTxOsQfEKIT7DmDSUCaxw7Rqn8787ZsmRM9e2VmPeBN4uqYvTtW7jvijg9N/y&#10;JsXecLq0q+WD6m8AAAD//wMAUEsDBBQABgAIAAAAIQA4/SH/1gAAAJQBAAALAAAAX3JlbHMvLnJl&#10;bHOkkMFqwzAMhu+DvYPRfXGawxijTi+j0GvpHsDYimMaW0Yy2fr2M4PBMnrbUb/Q94l/f/hMi1qR&#10;JVI2sOt6UJgd+ZiDgffL8ekFlFSbvV0oo4EbChzGx4f9GRdb25HMsYhqlCwG5lrLq9biZkxWOiqY&#10;22YiTra2kYMu1l1tQD30/bPm3wwYN0x18gb45AdQl1tp5j/sFB2T0FQ7R0nTNEV3j6o9feQzro1i&#10;OWA14Fm+Q8a1a8+Bvu/d/dMb2JY5uiPbhG/ktn4cqGU/er3pcvwCAAD//wMAUEsDBBQABgAIAAAA&#10;IQAYDxPkeAIAAG0FAAAOAAAAZHJzL2Uyb0RvYy54bWysVN9P2zAQfp+0/8Hy+0jawRgVKaqKmCYh&#10;qAYTz65jN5Ecn3d2m3R//c5OmjJAmzTtxTn7fn/57i6vusawnUJfgy345CTnTFkJZW03Bf/+ePPh&#10;M2c+CFsKA1YVfK88v5q/f3fZupmaQgWmVMgoiPWz1hW8CsHNsszLSjXCn4BTlpQasBGBrrjJShQt&#10;RW9MNs3zT1kLWDoEqbyn1+teyecpvtZKhnutvQrMFJxqC+nEdK7jmc0vxWyDwlW1HMoQ/1BFI2pL&#10;ScdQ1yIItsX6VaimlggedDiR0GSgdS1V6oG6meQvunmohFOpFwLHuxEm///Cyrvdg1shwdA6P/Mk&#10;xi46jU38Un2sS2DtR7BUF5ikx7OLszz/eMGZJN30PD89O49oZkdvhz58UdCwKBQc6WckjMTu1ofe&#10;9GASk3kwdXlTG5MukQBqaZDtBP06IaWyYTIk+M3S2GhvIXr2QeNLdmwnSWFvVLQz9pvSrC6pgWkq&#10;JjHtdaJUQyVK1eenVvNEFmpv9EjNpoDRWlP+MfbkT7H7Kgf76KoSUUfn/O/Oo0fKDDaMzk1tAd8K&#10;YEb4dG9/AKmHJqIUunVHxUVxDeV+hQyhnxjv5E1Nf/FW+LASSCNCw0RjH+7p0AbagsMgcVYB/nzr&#10;PdoTc0nLWUsjV3D/YytQcWa+WuL0xeT0NM5ouhCdpnTB55r1c43dNksgakxowTiZxGgfzEHUCM0T&#10;bYdFzEoqYSXlLrgMeLgsQ78KaL9ItVgkM5pLJ8KtfXAyBo8AR5Y+dk8C3UDlQENwB4fxFLMXjO5t&#10;o6d3i20gaia6H3EdoKeZThwa9k9cGs/vyeq4Jee/AAAA//8DAFBLAwQUAAYACAAAACEAfkcCw9kA&#10;AAAEAQAADwAAAGRycy9kb3ducmV2LnhtbEyPwU7DMBBE70j8g7VI3KjTFhWaxqmqVuVa0fIBTryN&#10;A/Y6xG4a/p6FC1xGGs1q5m2xHr0TA/axDaRgOslAINXBtNQoeDvtH55BxKTJaBcIFXxhhHV5e1Po&#10;3IQrveJwTI3gEoq5VmBT6nIpY23R6zgJHRJn59B7ndj2jTS9vnK5d3KWZQvpdUu8YHWHW4v1x/Hi&#10;FRxo/mK3zeb981QN52rnpjs87JW6vxs3KxAJx/R3DD/4jA4lM1XhQiYKp4AfSb/K2XL+xLZS8Dhb&#10;gCwL+R++/AYAAP//AwBQSwECLQAUAAYACAAAACEAtoM4kv4AAADhAQAAEwAAAAAAAAAAAAAAAAAA&#10;AAAAW0NvbnRlbnRfVHlwZXNdLnhtbFBLAQItABQABgAIAAAAIQA4/SH/1gAAAJQBAAALAAAAAAAA&#10;AAAAAAAAAC8BAABfcmVscy8ucmVsc1BLAQItABQABgAIAAAAIQAYDxPkeAIAAG0FAAAOAAAAAAAA&#10;AAAAAAAAAC4CAABkcnMvZTJvRG9jLnhtbFBLAQItABQABgAIAAAAIQB+RwLD2QAAAAQBAAAPAAAA&#10;AAAAAAAAAAAAANIEAABkcnMvZG93bnJldi54bWxQSwUGAAAAAAQABADzAAAA2AUAAAAA&#10;">
               <v:textbox style="mso-fit-shape-to-text:t">
@@ -2921,6 +2557,10 @@
   <int2:intelligenceSettings/>
   <int2:onDemandWorkflows/>
 </int2:intelligence>
+</file>
+
+<file path=word/numbering.xml><?xml version="1.0" encoding="utf-8"?>
+<w:numbering xmlns:wpc="http://schemas.microsoft.com/office/word/2010/wordprocessingCanvas" xmlns:cx="http://schemas.microsoft.com/office/drawing/2014/chartex" xmlns:cx1="http://schemas.microsoft.com/office/drawing/2015/9/8/chartex" xmlns:cx2="http://schemas.microsoft.com/office/drawing/2015/10/21/chartex" xmlns:cx3="http://schemas.microsoft.com/office/drawing/2016/5/9/chartex" xmlns:cx4="http://schemas.microsoft.com/office/drawing/2016/5/10/chartex" xmlns:cx5="http://schemas.microsoft.com/office/drawing/2016/5/11/chartex" xmlns:cx6="http://schemas.microsoft.com/office/drawing/2016/5/12/chartex" xmlns:cx7="http://schemas.microsoft.com/office/drawing/2016/5/13/chartex" xmlns:cx8="http://schemas.microsoft.com/office/drawing/2016/5/14/chartex" xmlns:mc="http://schemas.openxmlformats.org/markup-compatibility/2006" xmlns:aink="http://schemas.microsoft.com/office/drawing/2016/ink" xmlns:am3d="http://schemas.microsoft.com/office/drawing/2017/model3d" xmlns:o="urn:schemas-microsoft-com:office:office" xmlns:oel="http://schemas.microsoft.com/office/2019/extlst" xmlns:r="http://schemas.openxmlformats.org/officeDocument/2006/relationships" xmlns:m="http://schemas.openxmlformats.org/officeDocument/2006/math" xmlns:v="urn:schemas-microsoft-com:vml" xmlns:wp14="http://schemas.microsoft.com/office/word/2010/wordprocessingDrawing" xmlns:wp="http://schemas.openxmlformats.org/drawingml/2006/wordprocessingDrawing" xmlns:w10="urn:schemas-microsoft-com:office:word" xmlns:w="http://schemas.openxmlformats.org/wordprocessingml/2006/main" xmlns:w14="http://schemas.microsoft.com/office/word/2010/wordml" xmlns:w15="http://schemas.microsoft.com/office/word/2012/wordml" xmlns:w16cex="http://schemas.microsoft.com/office/word/2018/wordml/cex" xmlns:w16cid="http://schemas.microsoft.com/office/word/2016/wordml/cid" xmlns:w16="http://schemas.microsoft.com/office/word/2018/wordml" xmlns:w16du="http://schemas.microsoft.com/office/word/2023/wordml/word16du" xmlns:w16sdtdh="http://schemas.microsoft.com/office/word/2020/wordml/sdtdatahash" xmlns:w16sdtfl="http://schemas.microsoft.com/office/word/2024/wordml/sdtformatlock" xmlns:w16se="http://schemas.microsoft.com/office/word/2015/wordml/symex" xmlns:wpg="http://schemas.microsoft.com/office/word/2010/wordprocessingGroup" xmlns:wpi="http://schemas.microsoft.com/office/word/2010/wordprocessingInk" xmlns:wne="http://schemas.microsoft.com/office/word/2006/wordml" xmlns:wps="http://schemas.microsoft.com/office/word/2010/wordprocessingShape" mc:Ignorable="w14 w15 w16se w16cid w16 w16cex w16sdtdh w16sdtfl w16du wp14"/>
 </file>
 
 <file path=word/styles.xml><?xml version="1.0" encoding="utf-8"?>
